--- a/src/Tests/Inputs/wedding/02/input.docx
+++ b/src/Tests/Inputs/wedding/02/input.docx
@@ -1,6 +1,6 @@
 
 <file path=word/document.xml><?xml version="1.0" encoding="utf-8"?>
-<w:document xmlns:wpc="http://schemas.microsoft.com/office/word/2010/wordprocessingCanvas" xmlns:cx="http://schemas.microsoft.com/office/drawing/2014/chartex" xmlns:cx1="http://schemas.microsoft.com/office/drawing/2015/9/8/chartex" xmlns:cx2="http://schemas.microsoft.com/office/drawing/2015/10/21/chartex" xmlns:cx3="http://schemas.microsoft.com/office/drawing/2016/5/9/chartex" xmlns:cx4="http://schemas.microsoft.com/office/drawing/2016/5/10/chartex" xmlns:cx5="http://schemas.microsoft.com/office/drawing/2016/5/11/chartex" xmlns:cx6="http://schemas.microsoft.com/office/drawing/2016/5/12/chartex" xmlns:cx7="http://schemas.microsoft.com/office/drawing/2016/5/13/chartex" xmlns:cx8="http://schemas.microsoft.com/office/drawing/2016/5/14/chartex" xmlns:mc="http://schemas.openxmlformats.org/markup-compatibility/2006" xmlns:aink="http://schemas.microsoft.com/office/drawing/2016/ink" xmlns:am3d="http://schemas.microsoft.com/office/drawing/2017/model3d" xmlns:o="urn:schemas-microsoft-com:office:office" xmlns:r="http://schemas.openxmlformats.org/officeDocument/2006/relationships" xmlns:m="http://schemas.openxmlformats.org/officeDocument/2006/math" xmlns:v="urn:schemas-microsoft-com:vml" xmlns:wp14="http://schemas.microsoft.com/office/word/2010/wordprocessingDrawing" xmlns:wp="http://schemas.openxmlformats.org/drawingml/2006/wordprocessingDrawing" xmlns:w10="urn:schemas-microsoft-com:office:word" xmlns:w="http://schemas.openxmlformats.org/wordprocessingml/2006/main" xmlns:w14="http://schemas.microsoft.com/office/word/2010/wordml" xmlns:w15="http://schemas.microsoft.com/office/word/2012/wordml" xmlns:w16cex="http://schemas.microsoft.com/office/word/2018/wordml/cex" xmlns:w16cid="http://schemas.microsoft.com/office/word/2016/wordml/cid" xmlns:w16="http://schemas.microsoft.com/office/word/2018/wordml" xmlns:w16se="http://schemas.microsoft.com/office/word/2015/wordml/symex" xmlns:wpg="http://schemas.microsoft.com/office/word/2010/wordprocessingGroup" xmlns:wpi="http://schemas.microsoft.com/office/word/2010/wordprocessingInk" xmlns:wne="http://schemas.microsoft.com/office/word/2006/wordml" xmlns:wps="http://schemas.microsoft.com/office/word/2010/wordprocessingShape" mc:Ignorable="w14 w15 w16se w16cid w16 w16cex wp14">
+<w:document xmlns:a="http://schemas.openxmlformats.org/drawingml/2006/main" xmlns:adec="http://schemas.microsoft.com/office/drawing/2017/decorative" xmlns:pic="http://schemas.openxmlformats.org/drawingml/2006/picture" xmlns:a16="http://schemas.microsoft.com/office/drawing/2014/main" xmlns:a14="http://schemas.microsoft.com/office/drawing/2010/main" xmlns:wpc="http://schemas.microsoft.com/office/word/2010/wordprocessingCanvas" xmlns:cx="http://schemas.microsoft.com/office/drawing/2014/chartex" xmlns:cx1="http://schemas.microsoft.com/office/drawing/2015/9/8/chartex" xmlns:cx2="http://schemas.microsoft.com/office/drawing/2015/10/21/chartex" xmlns:cx3="http://schemas.microsoft.com/office/drawing/2016/5/9/chartex" xmlns:cx4="http://schemas.microsoft.com/office/drawing/2016/5/10/chartex" xmlns:cx5="http://schemas.microsoft.com/office/drawing/2016/5/11/chartex" xmlns:cx6="http://schemas.microsoft.com/office/drawing/2016/5/12/chartex" xmlns:cx7="http://schemas.microsoft.com/office/drawing/2016/5/13/chartex" xmlns:cx8="http://schemas.microsoft.com/office/drawing/2016/5/14/chartex" xmlns:mc="http://schemas.openxmlformats.org/markup-compatibility/2006" xmlns:aink="http://schemas.microsoft.com/office/drawing/2016/ink" xmlns:am3d="http://schemas.microsoft.com/office/drawing/2017/model3d" xmlns:o="urn:schemas-microsoft-com:office:office" xmlns:r="http://schemas.openxmlformats.org/officeDocument/2006/relationships" xmlns:m="http://schemas.openxmlformats.org/officeDocument/2006/math" xmlns:v="urn:schemas-microsoft-com:vml" xmlns:wp14="http://schemas.microsoft.com/office/word/2010/wordprocessingDrawing" xmlns:wp="http://schemas.openxmlformats.org/drawingml/2006/wordprocessingDrawing" xmlns:w10="urn:schemas-microsoft-com:office:word" xmlns:w="http://schemas.openxmlformats.org/wordprocessingml/2006/main" xmlns:w14="http://schemas.microsoft.com/office/word/2010/wordml" xmlns:w15="http://schemas.microsoft.com/office/word/2012/wordml" xmlns:w16cex="http://schemas.microsoft.com/office/word/2018/wordml/cex" xmlns:w16cid="http://schemas.microsoft.com/office/word/2016/wordml/cid" xmlns:w16="http://schemas.microsoft.com/office/word/2018/wordml" xmlns:w16se="http://schemas.microsoft.com/office/word/2015/wordml/symex" xmlns:wpg="http://schemas.microsoft.com/office/word/2010/wordprocessingGroup" xmlns:wpi="http://schemas.microsoft.com/office/word/2010/wordprocessingInk" xmlns:wne="http://schemas.microsoft.com/office/word/2006/wordml" xmlns:wps="http://schemas.microsoft.com/office/word/2010/wordprocessingShape" mc:Ignorable="w14 w15 w16se w16cid w16 w16cex wp14">
   <w:body>
     <w:p>
       <w:r>
@@ -10,7 +10,7 @@
         <mc:AlternateContent>
           <mc:Choice Requires="wpg">
             <w:drawing>
-              <wp:anchor distT="0" distB="0" distL="114300" distR="114300" simplePos="0" relativeHeight="251658241" behindDoc="1" locked="0" layoutInCell="1" allowOverlap="1" wp14:anchorId="2BAF0D02" wp14:editId="015A9E39">
+              <wp:anchor distT="0" distB="0" distL="114300" distR="114300" simplePos="0" relativeHeight="251658241" behindDoc="1" locked="0" layoutInCell="1" allowOverlap="1" wp14:editId="015A9E39" wp14:anchorId="2BAF0D02">
                 <wp:simplePos x="0" y="0"/>
                 <wp:positionH relativeFrom="column">
                   <wp:posOffset>4035425</wp:posOffset>
@@ -125,8 +125,8 @@
           </mc:Choice>
           <mc:Fallback>
             <w:pict>
-              <v:group w14:anchorId="4824D4DE" id="Group 1" o:spid="_x0000_s1026" style="position:absolute;margin-left:317.75pt;margin-top:42.55pt;width:189.9pt;height:730.5pt;z-index:-251666432;mso-width-relative:margin;mso-height-relative:margin" coordsize="24117,92786" o:gfxdata="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">
-                <v:shapetype id="_x0000_t75" coordsize="21600,21600" o:spt="75" o:preferrelative="t" path="m@4@5l@4@11@9@11@9@5xe" filled="f" stroked="f">
+              <v:group id="Group 1" style="position:absolute;margin-left:317.75pt;margin-top:42.55pt;width:189.9pt;height:730.5pt;z-index:-251666432;mso-width-relative:margin;mso-height-relative:margin" coordsize="24117,92786" o:spid="_x0000_s1026" o:gfxdata="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" w14:anchorId="4824D4DE">
+                <v:shapetype id="_x0000_t75" coordsize="21600,21600" filled="f" stroked="f" o:spt="75" o:preferrelative="t" path="m@4@5l@4@11@9@11@9@5xe">
                   <v:stroke joinstyle="miter"/>
                   <v:formulas>
                     <v:f eqn="if lineDrawn pixelLineWidth 0"/>
@@ -142,14 +142,14 @@
                     <v:f eqn="prod @7 21600 pixelHeight"/>
                     <v:f eqn="sum @10 21600 0"/>
                   </v:formulas>
-                  <v:path o:extrusionok="f" gradientshapeok="t" o:connecttype="rect"/>
+                  <v:path gradientshapeok="t" o:connecttype="rect" o:extrusionok="f"/>
                   <o:lock v:ext="edit" aspectratio="t"/>
                 </v:shapetype>
-                <v:shape id="Picture 27" o:spid="_x0000_s1027" type="#_x0000_t75" alt="Abstract flower pattern" style="position:absolute;width:24117;height:44875;rotation:180;flip:x;visibility:visible;mso-wrap-style:square" o:gfxdata="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">
-                  <v:imagedata r:id="rId11" o:title="Abstract flower pattern"/>
+                <v:shape id="Picture 27" style="position:absolute;width:24117;height:44875;rotation:180;flip:x;visibility:visible;mso-wrap-style:square" alt="Abstract flower pattern" o:spid="_x0000_s1027" type="#_x0000_t75" o:gfxdata="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">
+                  <v:imagedata o:title="Abstract flower pattern" r:id="rId11"/>
                 </v:shape>
-                <v:shape id="Picture 16" o:spid="_x0000_s1028" type="#_x0000_t75" alt="Abstract flower pattern" style="position:absolute;top:47910;width:24117;height:44876;rotation:180;flip:x;visibility:visible;mso-wrap-style:square" o:gfxdata="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">
-                  <v:imagedata r:id="rId11" o:title="Abstract flower pattern"/>
+                <v:shape id="Picture 16" style="position:absolute;top:47910;width:24117;height:44876;rotation:180;flip:x;visibility:visible;mso-wrap-style:square" alt="Abstract flower pattern" o:spid="_x0000_s1028" type="#_x0000_t75" o:gfxdata="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">
+                  <v:imagedata o:title="Abstract flower pattern" r:id="rId11"/>
                 </v:shape>
               </v:group>
             </w:pict>
@@ -176,9 +176,9 @@
           <w:tcPr>
             <w:tcW w:w="5690" w:type="dxa"/>
             <w:tcBorders>
-              <w:top w:val="single" w:sz="4" w:space="0" w:color="F2F2F2" w:themeColor="background1" w:themeShade="F2"/>
-              <w:left w:val="single" w:sz="4" w:space="0" w:color="F2F2F2" w:themeColor="background1" w:themeShade="F2"/>
-              <w:right w:val="single" w:sz="4" w:space="0" w:color="F2F2F2" w:themeColor="background1" w:themeShade="F2"/>
+              <w:top w:val="single" w:color="F2F2F2" w:themeColor="background1" w:themeShade="F2" w:sz="4" w:space="0"/>
+              <w:left w:val="single" w:color="F2F2F2" w:themeColor="background1" w:themeShade="F2" w:sz="4" w:space="0"/>
+              <w:right w:val="single" w:color="F2F2F2" w:themeColor="background1" w:themeShade="F2" w:sz="4" w:space="0"/>
             </w:tcBorders>
           </w:tcPr>
           <w:p/>
@@ -187,8 +187,8 @@
           <w:tcPr>
             <w:tcW w:w="4942" w:type="dxa"/>
             <w:tcBorders>
-              <w:top w:val="single" w:sz="4" w:space="0" w:color="F2F2F2" w:themeColor="background1" w:themeShade="F2"/>
-              <w:left w:val="single" w:sz="4" w:space="0" w:color="F2F2F2" w:themeColor="background1" w:themeShade="F2"/>
+              <w:top w:val="single" w:color="F2F2F2" w:themeColor="background1" w:themeShade="F2" w:sz="4" w:space="0"/>
+              <w:left w:val="single" w:color="F2F2F2" w:themeColor="background1" w:themeShade="F2" w:sz="4" w:space="0"/>
             </w:tcBorders>
             <w:tcMar>
               <w:top w:w="4253" w:type="dxa"/>
@@ -221,8 +221,8 @@
           <w:tcPr>
             <w:tcW w:w="748" w:type="dxa"/>
             <w:tcBorders>
-              <w:top w:val="single" w:sz="4" w:space="0" w:color="F2F2F2" w:themeColor="background1" w:themeShade="F2"/>
-              <w:right w:val="single" w:sz="4" w:space="0" w:color="F2F2F2" w:themeColor="background1" w:themeShade="F2"/>
+              <w:top w:val="single" w:color="F2F2F2" w:themeColor="background1" w:themeShade="F2" w:sz="4" w:space="0"/>
+              <w:right w:val="single" w:color="F2F2F2" w:themeColor="background1" w:themeShade="F2" w:sz="4" w:space="0"/>
             </w:tcBorders>
           </w:tcPr>
           <w:p/>
@@ -233,8 +233,8 @@
           <w:tcPr>
             <w:tcW w:w="5690" w:type="dxa"/>
             <w:tcBorders>
-              <w:left w:val="single" w:sz="4" w:space="0" w:color="F2F2F2" w:themeColor="background1" w:themeShade="F2"/>
-              <w:right w:val="single" w:sz="4" w:space="0" w:color="F2F2F2" w:themeColor="background1" w:themeShade="F2"/>
+              <w:left w:val="single" w:color="F2F2F2" w:themeColor="background1" w:themeShade="F2" w:sz="4" w:space="0"/>
+              <w:right w:val="single" w:color="F2F2F2" w:themeColor="background1" w:themeShade="F2" w:sz="4" w:space="0"/>
             </w:tcBorders>
           </w:tcPr>
           <w:p/>
@@ -243,7 +243,7 @@
           <w:tcPr>
             <w:tcW w:w="4942" w:type="dxa"/>
             <w:tcBorders>
-              <w:left w:val="single" w:sz="4" w:space="0" w:color="F2F2F2" w:themeColor="background1" w:themeShade="F2"/>
+              <w:left w:val="single" w:color="F2F2F2" w:themeColor="background1" w:themeShade="F2" w:sz="4" w:space="0"/>
             </w:tcBorders>
             <w:shd w:val="clear" w:color="auto" w:fill="FF9999" w:themeFill="accent2"/>
           </w:tcPr>
@@ -293,7 +293,7 @@
           <w:tcPr>
             <w:tcW w:w="748" w:type="dxa"/>
             <w:tcBorders>
-              <w:right w:val="single" w:sz="4" w:space="0" w:color="F2F2F2" w:themeColor="background1" w:themeShade="F2"/>
+              <w:right w:val="single" w:color="F2F2F2" w:themeColor="background1" w:themeShade="F2" w:sz="4" w:space="0"/>
             </w:tcBorders>
           </w:tcPr>
           <w:p/>
@@ -304,9 +304,9 @@
           <w:tcPr>
             <w:tcW w:w="5690" w:type="dxa"/>
             <w:tcBorders>
-              <w:left w:val="single" w:sz="4" w:space="0" w:color="F2F2F2" w:themeColor="background1" w:themeShade="F2"/>
-              <w:bottom w:val="single" w:sz="4" w:space="0" w:color="F2F2F2" w:themeColor="background1" w:themeShade="F2"/>
-              <w:right w:val="single" w:sz="4" w:space="0" w:color="F2F2F2" w:themeColor="background1" w:themeShade="F2"/>
+              <w:left w:val="single" w:color="F2F2F2" w:themeColor="background1" w:themeShade="F2" w:sz="4" w:space="0"/>
+              <w:bottom w:val="single" w:color="F2F2F2" w:themeColor="background1" w:themeShade="F2" w:sz="4" w:space="0"/>
+              <w:right w:val="single" w:color="F2F2F2" w:themeColor="background1" w:themeShade="F2" w:sz="4" w:space="0"/>
             </w:tcBorders>
           </w:tcPr>
           <w:p/>
@@ -315,8 +315,8 @@
           <w:tcPr>
             <w:tcW w:w="4942" w:type="dxa"/>
             <w:tcBorders>
-              <w:left w:val="single" w:sz="4" w:space="0" w:color="F2F2F2" w:themeColor="background1" w:themeShade="F2"/>
-              <w:bottom w:val="single" w:sz="4" w:space="0" w:color="F2F2F2" w:themeColor="background1" w:themeShade="F2"/>
+              <w:left w:val="single" w:color="F2F2F2" w:themeColor="background1" w:themeShade="F2" w:sz="4" w:space="0"/>
+              <w:bottom w:val="single" w:color="F2F2F2" w:themeColor="background1" w:themeShade="F2" w:sz="4" w:space="0"/>
             </w:tcBorders>
             <w:tcMar>
               <w:top w:w="1418" w:type="dxa"/>
@@ -328,8 +328,8 @@
           <w:tcPr>
             <w:tcW w:w="748" w:type="dxa"/>
             <w:tcBorders>
-              <w:bottom w:val="single" w:sz="4" w:space="0" w:color="F2F2F2" w:themeColor="background1" w:themeShade="F2"/>
-              <w:right w:val="single" w:sz="4" w:space="0" w:color="F2F2F2" w:themeColor="background1" w:themeShade="F2"/>
+              <w:bottom w:val="single" w:color="F2F2F2" w:themeColor="background1" w:themeShade="F2" w:sz="4" w:space="0"/>
+              <w:right w:val="single" w:color="F2F2F2" w:themeColor="background1" w:themeShade="F2" w:sz="4" w:space="0"/>
             </w:tcBorders>
           </w:tcPr>
           <w:p/>
@@ -340,8 +340,8 @@
           <w:tcPr>
             <w:tcW w:w="5690" w:type="dxa"/>
             <w:tcBorders>
-              <w:left w:val="single" w:sz="4" w:space="0" w:color="F2F2F2" w:themeColor="background1" w:themeShade="F2"/>
-              <w:right w:val="single" w:sz="4" w:space="0" w:color="F2F2F2" w:themeColor="background1" w:themeShade="F2"/>
+              <w:left w:val="single" w:color="F2F2F2" w:themeColor="background1" w:themeShade="F2" w:sz="4" w:space="0"/>
+              <w:right w:val="single" w:color="F2F2F2" w:themeColor="background1" w:themeShade="F2" w:sz="4" w:space="0"/>
             </w:tcBorders>
           </w:tcPr>
           <w:p/>
@@ -350,7 +350,7 @@
           <w:tcPr>
             <w:tcW w:w="4942" w:type="dxa"/>
             <w:tcBorders>
-              <w:left w:val="single" w:sz="4" w:space="0" w:color="F2F2F2" w:themeColor="background1" w:themeShade="F2"/>
+              <w:left w:val="single" w:color="F2F2F2" w:themeColor="background1" w:themeShade="F2" w:sz="4" w:space="0"/>
             </w:tcBorders>
             <w:tcMar>
               <w:top w:w="4253" w:type="dxa"/>
@@ -383,7 +383,7 @@
           <w:tcPr>
             <w:tcW w:w="748" w:type="dxa"/>
             <w:tcBorders>
-              <w:right w:val="single" w:sz="4" w:space="0" w:color="F2F2F2" w:themeColor="background1" w:themeShade="F2"/>
+              <w:right w:val="single" w:color="F2F2F2" w:themeColor="background1" w:themeShade="F2" w:sz="4" w:space="0"/>
             </w:tcBorders>
           </w:tcPr>
           <w:p/>
@@ -394,8 +394,8 @@
           <w:tcPr>
             <w:tcW w:w="5690" w:type="dxa"/>
             <w:tcBorders>
-              <w:left w:val="single" w:sz="4" w:space="0" w:color="F2F2F2" w:themeColor="background1" w:themeShade="F2"/>
-              <w:right w:val="single" w:sz="4" w:space="0" w:color="F2F2F2" w:themeColor="background1" w:themeShade="F2"/>
+              <w:left w:val="single" w:color="F2F2F2" w:themeColor="background1" w:themeShade="F2" w:sz="4" w:space="0"/>
+              <w:right w:val="single" w:color="F2F2F2" w:themeColor="background1" w:themeShade="F2" w:sz="4" w:space="0"/>
             </w:tcBorders>
           </w:tcPr>
           <w:p/>
@@ -404,7 +404,7 @@
           <w:tcPr>
             <w:tcW w:w="4942" w:type="dxa"/>
             <w:tcBorders>
-              <w:left w:val="single" w:sz="4" w:space="0" w:color="F2F2F2" w:themeColor="background1" w:themeShade="F2"/>
+              <w:left w:val="single" w:color="F2F2F2" w:themeColor="background1" w:themeShade="F2" w:sz="4" w:space="0"/>
             </w:tcBorders>
             <w:shd w:val="clear" w:color="auto" w:fill="FF9999" w:themeFill="accent2"/>
           </w:tcPr>
@@ -454,7 +454,7 @@
           <w:tcPr>
             <w:tcW w:w="748" w:type="dxa"/>
             <w:tcBorders>
-              <w:right w:val="single" w:sz="4" w:space="0" w:color="F2F2F2" w:themeColor="background1" w:themeShade="F2"/>
+              <w:right w:val="single" w:color="F2F2F2" w:themeColor="background1" w:themeShade="F2" w:sz="4" w:space="0"/>
             </w:tcBorders>
           </w:tcPr>
           <w:p/>
@@ -468,9 +468,9 @@
           <w:tcPr>
             <w:tcW w:w="5690" w:type="dxa"/>
             <w:tcBorders>
-              <w:left w:val="single" w:sz="4" w:space="0" w:color="F2F2F2" w:themeColor="background1" w:themeShade="F2"/>
-              <w:bottom w:val="single" w:sz="4" w:space="0" w:color="F2F2F2" w:themeColor="background1" w:themeShade="F2"/>
-              <w:right w:val="single" w:sz="4" w:space="0" w:color="F2F2F2" w:themeColor="background1" w:themeShade="F2"/>
+              <w:left w:val="single" w:color="F2F2F2" w:themeColor="background1" w:themeShade="F2" w:sz="4" w:space="0"/>
+              <w:bottom w:val="single" w:color="F2F2F2" w:themeColor="background1" w:themeShade="F2" w:sz="4" w:space="0"/>
+              <w:right w:val="single" w:color="F2F2F2" w:themeColor="background1" w:themeShade="F2" w:sz="4" w:space="0"/>
             </w:tcBorders>
           </w:tcPr>
           <w:p/>
@@ -479,8 +479,8 @@
           <w:tcPr>
             <w:tcW w:w="4942" w:type="dxa"/>
             <w:tcBorders>
-              <w:left w:val="single" w:sz="4" w:space="0" w:color="F2F2F2" w:themeColor="background1" w:themeShade="F2"/>
-              <w:bottom w:val="single" w:sz="4" w:space="0" w:color="F2F2F2" w:themeColor="background1" w:themeShade="F2"/>
+              <w:left w:val="single" w:color="F2F2F2" w:themeColor="background1" w:themeShade="F2" w:sz="4" w:space="0"/>
+              <w:bottom w:val="single" w:color="F2F2F2" w:themeColor="background1" w:themeShade="F2" w:sz="4" w:space="0"/>
             </w:tcBorders>
             <w:tcMar>
               <w:top w:w="1418" w:type="dxa"/>
@@ -492,8 +492,8 @@
           <w:tcPr>
             <w:tcW w:w="748" w:type="dxa"/>
             <w:tcBorders>
-              <w:bottom w:val="single" w:sz="4" w:space="0" w:color="F2F2F2" w:themeColor="background1" w:themeShade="F2"/>
-              <w:right w:val="single" w:sz="4" w:space="0" w:color="F2F2F2" w:themeColor="background1" w:themeShade="F2"/>
+              <w:bottom w:val="single" w:color="F2F2F2" w:themeColor="background1" w:themeShade="F2" w:sz="4" w:space="0"/>
+              <w:right w:val="single" w:color="F2F2F2" w:themeColor="background1" w:themeShade="F2" w:sz="4" w:space="0"/>
             </w:tcBorders>
           </w:tcPr>
           <w:p/>
@@ -509,7 +509,7 @@
         <mc:AlternateContent>
           <mc:Choice Requires="wpg">
             <w:drawing>
-              <wp:anchor distT="0" distB="0" distL="114300" distR="114300" simplePos="0" relativeHeight="251658242" behindDoc="1" locked="0" layoutInCell="1" allowOverlap="1" wp14:anchorId="6740DE12" wp14:editId="34081798">
+              <wp:anchor distT="0" distB="0" distL="114300" distR="114300" simplePos="0" relativeHeight="251658242" behindDoc="1" locked="0" layoutInCell="1" allowOverlap="1" wp14:editId="34081798" wp14:anchorId="6740DE12">
                 <wp:simplePos x="0" y="0"/>
                 <wp:positionH relativeFrom="column">
                   <wp:posOffset>-14605</wp:posOffset>
@@ -904,32 +904,32 @@
           </mc:Choice>
           <mc:Fallback>
             <w:pict>
-              <v:group w14:anchorId="027E44C6" id="Group 4" o:spid="_x0000_s1026" style="position:absolute;margin-left:-1.15pt;margin-top:57pt;width:573.15pt;height:676.9pt;z-index:-251640832;mso-width-relative:margin;mso-height-relative:margin" coordsize="72783,85953" o:gfxdata="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">
-                <v:shape id="Picture 23" o:spid="_x0000_s1027" type="#_x0000_t75" alt="Abstract flower pattern" style="position:absolute;top:47910;width:15436;height:38043;visibility:visible;mso-wrap-style:square" coordsize="1201665,2960390" o:gfxdata="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" path="m,l1201665,r,2960390l,2960390,,xe">
-                  <v:imagedata r:id="rId15" o:title="Abstract flower pattern"/>
+              <v:group id="Group 4" style="position:absolute;margin-left:-1.15pt;margin-top:57pt;width:573.15pt;height:676.9pt;z-index:-251640832;mso-width-relative:margin;mso-height-relative:margin" coordsize="72783,85953" o:spid="_x0000_s1026" o:gfxdata="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" w14:anchorId="027E44C6">
+                <v:shape id="Picture 23" style="position:absolute;top:47910;width:15436;height:38043;visibility:visible;mso-wrap-style:square" alt="Abstract flower pattern" coordsize="1201665,2960390" o:spid="_x0000_s1027" type="#_x0000_t75" path="m,l1201665,r,2960390l,2960390,,xe" o:gfxdata="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">
+                  <v:imagedata o:title="Abstract flower pattern" r:id="rId15"/>
                   <v:formulas/>
-                  <v:path o:extrusionok="t" o:connecttype="custom" o:connectlocs="0,0;1543685,0;1543685,3804285;0,3804285" o:connectangles="0,0,0,0"/>
+                  <v:path o:connecttype="custom" o:connectlocs="0,0;1543685,0;1543685,3804285;0,3804285" o:connectangles="0,0,0,0" o:extrusionok="t"/>
                 </v:shape>
-                <v:shape id="Picture 27" o:spid="_x0000_s1028" type="#_x0000_t75" alt="Abstract flower pattern" style="position:absolute;left:52673;top:51720;width:20110;height:15920;visibility:visible;mso-wrap-style:square" o:gfxdata="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">
-                  <v:imagedata r:id="rId16" o:title="Abstract flower pattern"/>
+                <v:shape id="Picture 27" style="position:absolute;left:52673;top:51720;width:20110;height:15920;visibility:visible;mso-wrap-style:square" alt="Abstract flower pattern" o:spid="_x0000_s1028" type="#_x0000_t75" o:gfxdata="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">
+                  <v:imagedata o:title="Abstract flower pattern" r:id="rId16"/>
                 </v:shape>
-                <v:shape id="Picture 29" o:spid="_x0000_s1029" type="#_x0000_t75" alt="Abstract flower pattern" style="position:absolute;left:95;top:50577;width:11144;height:17018;rotation:180;flip:y;visibility:visible;mso-wrap-style:square" coordsize="658203,1004866" o:gfxdata="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" path="m,l658203,r,1004866l,1004866,,xe">
-                  <v:imagedata r:id="rId17" o:title="Abstract flower pattern"/>
+                <v:shape id="Picture 29" style="position:absolute;left:95;top:50577;width:11144;height:17018;rotation:180;flip:y;visibility:visible;mso-wrap-style:square" alt="Abstract flower pattern" coordsize="658203,1004866" o:spid="_x0000_s1029" type="#_x0000_t75" path="m,l658203,r,1004866l,1004866,,xe" o:gfxdata="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">
+                  <v:imagedata o:title="Abstract flower pattern" r:id="rId17"/>
                   <v:formulas/>
-                  <v:path o:extrusionok="t" o:connecttype="custom" o:connectlocs="0,0;1114425,0;1114425,1701800;0,1701800" o:connectangles="0,0,0,0"/>
+                  <v:path o:connecttype="custom" o:connectlocs="0,0;1114425,0;1114425,1701800;0,1701800" o:connectangles="0,0,0,0" o:extrusionok="t"/>
                 </v:shape>
-                <v:shape id="Picture 31" o:spid="_x0000_s1030" type="#_x0000_t75" alt="Abstract flower pattern" style="position:absolute;width:15436;height:38042;visibility:visible;mso-wrap-style:square" coordsize="1201665,2960390" o:gfxdata="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" path="m,l1201665,r,2960390l,2960390,,xe">
-                  <v:imagedata r:id="rId15" o:title="Abstract flower pattern"/>
+                <v:shape id="Picture 31" style="position:absolute;width:15436;height:38042;visibility:visible;mso-wrap-style:square" alt="Abstract flower pattern" coordsize="1201665,2960390" o:spid="_x0000_s1030" type="#_x0000_t75" path="m,l1201665,r,2960390l,2960390,,xe" o:gfxdata="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">
+                  <v:imagedata o:title="Abstract flower pattern" r:id="rId15"/>
                   <v:formulas/>
-                  <v:path o:extrusionok="t" o:connecttype="custom" o:connectlocs="0,0;1543685,0;1543685,3804285;0,3804285" o:connectangles="0,0,0,0"/>
+                  <v:path o:connecttype="custom" o:connectlocs="0,0;1543685,0;1543685,3804285;0,3804285" o:connectangles="0,0,0,0" o:extrusionok="t"/>
                 </v:shape>
-                <v:shape id="Picture 66" o:spid="_x0000_s1031" type="#_x0000_t75" alt="Abstract flower pattern" style="position:absolute;left:52673;top:3810;width:20110;height:15919;visibility:visible;mso-wrap-style:square" o:gfxdata="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">
-                  <v:imagedata r:id="rId16" o:title="Abstract flower pattern"/>
+                <v:shape id="Picture 66" style="position:absolute;left:52673;top:3810;width:20110;height:15919;visibility:visible;mso-wrap-style:square" alt="Abstract flower pattern" o:spid="_x0000_s1031" type="#_x0000_t75" o:gfxdata="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">
+                  <v:imagedata o:title="Abstract flower pattern" r:id="rId16"/>
                 </v:shape>
-                <v:shape id="Picture 67" o:spid="_x0000_s1032" type="#_x0000_t75" alt="Abstract flower pattern" style="position:absolute;left:95;top:2762;width:11144;height:17018;rotation:180;flip:y;visibility:visible;mso-wrap-style:square" coordsize="658203,1004866" o:gfxdata="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" path="m,l658203,r,1004866l,1004866,,xe">
-                  <v:imagedata r:id="rId17" o:title="Abstract flower pattern"/>
+                <v:shape id="Picture 67" style="position:absolute;left:95;top:2762;width:11144;height:17018;rotation:180;flip:y;visibility:visible;mso-wrap-style:square" alt="Abstract flower pattern" coordsize="658203,1004866" o:spid="_x0000_s1032" type="#_x0000_t75" path="m,l658203,r,1004866l,1004866,,xe" o:gfxdata="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">
+                  <v:imagedata o:title="Abstract flower pattern" r:id="rId17"/>
                   <v:formulas/>
-                  <v:path o:extrusionok="t" o:connecttype="custom" o:connectlocs="0,0;1114425,0;1114425,1701800;0,1701800" o:connectangles="0,0,0,0"/>
+                  <v:path o:connecttype="custom" o:connectlocs="0,0;1114425,0;1114425,1701800;0,1701800" o:connectangles="0,0,0,0" o:extrusionok="t"/>
                 </v:shape>
               </v:group>
             </w:pict>
@@ -956,9 +956,9 @@
           <w:tcPr>
             <w:tcW w:w="5718" w:type="dxa"/>
             <w:tcBorders>
-              <w:top w:val="single" w:sz="4" w:space="0" w:color="F2F2F2" w:themeColor="background1" w:themeShade="F2"/>
-              <w:left w:val="single" w:sz="4" w:space="0" w:color="F2F2F2" w:themeColor="background1" w:themeShade="F2"/>
-              <w:right w:val="single" w:sz="4" w:space="0" w:color="F2F2F2" w:themeColor="background1" w:themeShade="F2"/>
+              <w:top w:val="single" w:color="F2F2F2" w:themeColor="background1" w:themeShade="F2" w:sz="4" w:space="0"/>
+              <w:left w:val="single" w:color="F2F2F2" w:themeColor="background1" w:themeShade="F2" w:sz="4" w:space="0"/>
+              <w:right w:val="single" w:color="F2F2F2" w:themeColor="background1" w:themeShade="F2" w:sz="4" w:space="0"/>
             </w:tcBorders>
           </w:tcPr>
           <w:p/>
@@ -967,8 +967,8 @@
           <w:tcPr>
             <w:tcW w:w="4342" w:type="dxa"/>
             <w:tcBorders>
-              <w:top w:val="single" w:sz="4" w:space="0" w:color="F2F2F2" w:themeColor="background1" w:themeShade="F2"/>
-              <w:left w:val="single" w:sz="4" w:space="0" w:color="F2F2F2" w:themeColor="background1" w:themeShade="F2"/>
+              <w:top w:val="single" w:color="F2F2F2" w:themeColor="background1" w:themeShade="F2" w:sz="4" w:space="0"/>
+              <w:left w:val="single" w:color="F2F2F2" w:themeColor="background1" w:themeShade="F2" w:sz="4" w:space="0"/>
             </w:tcBorders>
             <w:tcMar>
               <w:top w:w="3969" w:type="dxa"/>
@@ -984,8 +984,8 @@
           <w:tcPr>
             <w:tcW w:w="1376" w:type="dxa"/>
             <w:tcBorders>
-              <w:top w:val="single" w:sz="4" w:space="0" w:color="F2F2F2" w:themeColor="background1" w:themeShade="F2"/>
-              <w:right w:val="single" w:sz="4" w:space="0" w:color="F2F2F2" w:themeColor="background1" w:themeShade="F2"/>
+              <w:top w:val="single" w:color="F2F2F2" w:themeColor="background1" w:themeShade="F2" w:sz="4" w:space="0"/>
+              <w:right w:val="single" w:color="F2F2F2" w:themeColor="background1" w:themeShade="F2" w:sz="4" w:space="0"/>
             </w:tcBorders>
           </w:tcPr>
           <w:p/>
@@ -996,8 +996,8 @@
           <w:tcPr>
             <w:tcW w:w="5718" w:type="dxa"/>
             <w:tcBorders>
-              <w:left w:val="single" w:sz="4" w:space="0" w:color="F2F2F2" w:themeColor="background1" w:themeShade="F2"/>
-              <w:right w:val="single" w:sz="4" w:space="0" w:color="F2F2F2" w:themeColor="background1" w:themeShade="F2"/>
+              <w:left w:val="single" w:color="F2F2F2" w:themeColor="background1" w:themeShade="F2" w:sz="4" w:space="0"/>
+              <w:right w:val="single" w:color="F2F2F2" w:themeColor="background1" w:themeShade="F2" w:sz="4" w:space="0"/>
             </w:tcBorders>
           </w:tcPr>
           <w:p/>
@@ -1006,7 +1006,7 @@
           <w:tcPr>
             <w:tcW w:w="4342" w:type="dxa"/>
             <w:tcBorders>
-              <w:left w:val="single" w:sz="4" w:space="0" w:color="F2F2F2" w:themeColor="background1" w:themeShade="F2"/>
+              <w:left w:val="single" w:color="F2F2F2" w:themeColor="background1" w:themeShade="F2" w:sz="4" w:space="0"/>
             </w:tcBorders>
             <w:shd w:val="clear" w:color="auto" w:fill="FFC000" w:themeFill="accent4"/>
             <w:tcMar>
@@ -1184,7 +1184,7 @@
           <w:tcPr>
             <w:tcW w:w="1376" w:type="dxa"/>
             <w:tcBorders>
-              <w:right w:val="single" w:sz="4" w:space="0" w:color="F2F2F2" w:themeColor="background1" w:themeShade="F2"/>
+              <w:right w:val="single" w:color="F2F2F2" w:themeColor="background1" w:themeShade="F2" w:sz="4" w:space="0"/>
             </w:tcBorders>
           </w:tcPr>
           <w:p/>
@@ -1195,9 +1195,9 @@
           <w:tcPr>
             <w:tcW w:w="5718" w:type="dxa"/>
             <w:tcBorders>
-              <w:left w:val="single" w:sz="4" w:space="0" w:color="F2F2F2" w:themeColor="background1" w:themeShade="F2"/>
-              <w:bottom w:val="single" w:sz="4" w:space="0" w:color="F2F2F2" w:themeColor="background1" w:themeShade="F2"/>
-              <w:right w:val="single" w:sz="4" w:space="0" w:color="F2F2F2" w:themeColor="background1" w:themeShade="F2"/>
+              <w:left w:val="single" w:color="F2F2F2" w:themeColor="background1" w:themeShade="F2" w:sz="4" w:space="0"/>
+              <w:bottom w:val="single" w:color="F2F2F2" w:themeColor="background1" w:themeShade="F2" w:sz="4" w:space="0"/>
+              <w:right w:val="single" w:color="F2F2F2" w:themeColor="background1" w:themeShade="F2" w:sz="4" w:space="0"/>
             </w:tcBorders>
           </w:tcPr>
           <w:p/>
@@ -1206,8 +1206,8 @@
           <w:tcPr>
             <w:tcW w:w="4342" w:type="dxa"/>
             <w:tcBorders>
-              <w:left w:val="single" w:sz="4" w:space="0" w:color="F2F2F2" w:themeColor="background1" w:themeShade="F2"/>
-              <w:bottom w:val="single" w:sz="4" w:space="0" w:color="F2F2F2" w:themeColor="background1" w:themeShade="F2"/>
+              <w:left w:val="single" w:color="F2F2F2" w:themeColor="background1" w:themeShade="F2" w:sz="4" w:space="0"/>
+              <w:bottom w:val="single" w:color="F2F2F2" w:themeColor="background1" w:themeShade="F2" w:sz="4" w:space="0"/>
             </w:tcBorders>
             <w:tcMar>
               <w:top w:w="170" w:type="dxa"/>
@@ -1385,8 +1385,8 @@
           <w:tcPr>
             <w:tcW w:w="1376" w:type="dxa"/>
             <w:tcBorders>
-              <w:bottom w:val="single" w:sz="4" w:space="0" w:color="F2F2F2" w:themeColor="background1" w:themeShade="F2"/>
-              <w:right w:val="single" w:sz="4" w:space="0" w:color="F2F2F2" w:themeColor="background1" w:themeShade="F2"/>
+              <w:bottom w:val="single" w:color="F2F2F2" w:themeColor="background1" w:themeShade="F2" w:sz="4" w:space="0"/>
+              <w:right w:val="single" w:color="F2F2F2" w:themeColor="background1" w:themeShade="F2" w:sz="4" w:space="0"/>
             </w:tcBorders>
           </w:tcPr>
           <w:p/>
@@ -1397,8 +1397,8 @@
           <w:tcPr>
             <w:tcW w:w="5718" w:type="dxa"/>
             <w:tcBorders>
-              <w:left w:val="single" w:sz="4" w:space="0" w:color="F2F2F2" w:themeColor="background1" w:themeShade="F2"/>
-              <w:right w:val="single" w:sz="4" w:space="0" w:color="F2F2F2" w:themeColor="background1" w:themeShade="F2"/>
+              <w:left w:val="single" w:color="F2F2F2" w:themeColor="background1" w:themeShade="F2" w:sz="4" w:space="0"/>
+              <w:right w:val="single" w:color="F2F2F2" w:themeColor="background1" w:themeShade="F2" w:sz="4" w:space="0"/>
             </w:tcBorders>
           </w:tcPr>
           <w:p/>
@@ -1407,7 +1407,7 @@
           <w:tcPr>
             <w:tcW w:w="4342" w:type="dxa"/>
             <w:tcBorders>
-              <w:left w:val="single" w:sz="4" w:space="0" w:color="F2F2F2" w:themeColor="background1" w:themeShade="F2"/>
+              <w:left w:val="single" w:color="F2F2F2" w:themeColor="background1" w:themeShade="F2" w:sz="4" w:space="0"/>
             </w:tcBorders>
             <w:tcMar>
               <w:top w:w="3969" w:type="dxa"/>
@@ -1423,7 +1423,7 @@
           <w:tcPr>
             <w:tcW w:w="1376" w:type="dxa"/>
             <w:tcBorders>
-              <w:right w:val="single" w:sz="4" w:space="0" w:color="F2F2F2" w:themeColor="background1" w:themeShade="F2"/>
+              <w:right w:val="single" w:color="F2F2F2" w:themeColor="background1" w:themeShade="F2" w:sz="4" w:space="0"/>
             </w:tcBorders>
           </w:tcPr>
           <w:p/>
@@ -1434,8 +1434,8 @@
           <w:tcPr>
             <w:tcW w:w="5718" w:type="dxa"/>
             <w:tcBorders>
-              <w:left w:val="single" w:sz="4" w:space="0" w:color="F2F2F2" w:themeColor="background1" w:themeShade="F2"/>
-              <w:right w:val="single" w:sz="4" w:space="0" w:color="F2F2F2" w:themeColor="background1" w:themeShade="F2"/>
+              <w:left w:val="single" w:color="F2F2F2" w:themeColor="background1" w:themeShade="F2" w:sz="4" w:space="0"/>
+              <w:right w:val="single" w:color="F2F2F2" w:themeColor="background1" w:themeShade="F2" w:sz="4" w:space="0"/>
             </w:tcBorders>
           </w:tcPr>
           <w:p/>
@@ -1444,7 +1444,7 @@
           <w:tcPr>
             <w:tcW w:w="4342" w:type="dxa"/>
             <w:tcBorders>
-              <w:left w:val="single" w:sz="4" w:space="0" w:color="F2F2F2" w:themeColor="background1" w:themeShade="F2"/>
+              <w:left w:val="single" w:color="F2F2F2" w:themeColor="background1" w:themeShade="F2" w:sz="4" w:space="0"/>
             </w:tcBorders>
             <w:shd w:val="clear" w:color="auto" w:fill="FFC000" w:themeFill="accent4"/>
             <w:tcMar>
@@ -1622,7 +1622,7 @@
           <w:tcPr>
             <w:tcW w:w="1376" w:type="dxa"/>
             <w:tcBorders>
-              <w:right w:val="single" w:sz="4" w:space="0" w:color="F2F2F2" w:themeColor="background1" w:themeShade="F2"/>
+              <w:right w:val="single" w:color="F2F2F2" w:themeColor="background1" w:themeShade="F2" w:sz="4" w:space="0"/>
             </w:tcBorders>
           </w:tcPr>
           <w:p/>
@@ -1633,9 +1633,9 @@
           <w:tcPr>
             <w:tcW w:w="5718" w:type="dxa"/>
             <w:tcBorders>
-              <w:left w:val="single" w:sz="4" w:space="0" w:color="F2F2F2" w:themeColor="background1" w:themeShade="F2"/>
-              <w:bottom w:val="single" w:sz="4" w:space="0" w:color="F2F2F2" w:themeColor="background1" w:themeShade="F2"/>
-              <w:right w:val="single" w:sz="4" w:space="0" w:color="F2F2F2" w:themeColor="background1" w:themeShade="F2"/>
+              <w:left w:val="single" w:color="F2F2F2" w:themeColor="background1" w:themeShade="F2" w:sz="4" w:space="0"/>
+              <w:bottom w:val="single" w:color="F2F2F2" w:themeColor="background1" w:themeShade="F2" w:sz="4" w:space="0"/>
+              <w:right w:val="single" w:color="F2F2F2" w:themeColor="background1" w:themeShade="F2" w:sz="4" w:space="0"/>
             </w:tcBorders>
           </w:tcPr>
           <w:p/>
@@ -1644,8 +1644,8 @@
           <w:tcPr>
             <w:tcW w:w="4342" w:type="dxa"/>
             <w:tcBorders>
-              <w:left w:val="single" w:sz="4" w:space="0" w:color="F2F2F2" w:themeColor="background1" w:themeShade="F2"/>
-              <w:bottom w:val="single" w:sz="4" w:space="0" w:color="F2F2F2" w:themeColor="background1" w:themeShade="F2"/>
+              <w:left w:val="single" w:color="F2F2F2" w:themeColor="background1" w:themeShade="F2" w:sz="4" w:space="0"/>
+              <w:bottom w:val="single" w:color="F2F2F2" w:themeColor="background1" w:themeShade="F2" w:sz="4" w:space="0"/>
             </w:tcBorders>
             <w:tcMar>
               <w:top w:w="170" w:type="dxa"/>
@@ -1823,8 +1823,8 @@
           <w:tcPr>
             <w:tcW w:w="1376" w:type="dxa"/>
             <w:tcBorders>
-              <w:bottom w:val="single" w:sz="4" w:space="0" w:color="F2F2F2" w:themeColor="background1" w:themeShade="F2"/>
-              <w:right w:val="single" w:sz="4" w:space="0" w:color="F2F2F2" w:themeColor="background1" w:themeShade="F2"/>
+              <w:bottom w:val="single" w:color="F2F2F2" w:themeColor="background1" w:themeShade="F2" w:sz="4" w:space="0"/>
+              <w:right w:val="single" w:color="F2F2F2" w:themeColor="background1" w:themeShade="F2" w:sz="4" w:space="0"/>
             </w:tcBorders>
           </w:tcPr>
           <w:p/>
@@ -1832,7 +1832,7 @@
       </w:tr>
     </w:tbl>
     <w:p>
-      <w:bookmarkStart w:id="0" w:name="_GoBack"/>
+      <w:bookmarkStart w:name="_GoBack" w:id="0"/>
       <w:r>
         <w:rPr>
           <w:noProof/>
@@ -1840,7 +1840,7 @@
         <mc:AlternateContent>
           <mc:Choice Requires="wps">
             <w:drawing>
-              <wp:anchor distT="0" distB="0" distL="114300" distR="114300" simplePos="0" relativeHeight="251658240" behindDoc="0" locked="0" layoutInCell="1" allowOverlap="1" wp14:anchorId="7E62D5E7" wp14:editId="5EC5E71A">
+              <wp:anchor distT="0" distB="0" distL="114300" distR="114300" simplePos="0" relativeHeight="251658240" behindDoc="0" locked="0" layoutInCell="1" allowOverlap="1" wp14:editId="5EC5E71A" wp14:anchorId="7E62D5E7">
                 <wp:simplePos x="0" y="0"/>
                 <wp:positionH relativeFrom="column">
                   <wp:posOffset>-914400</wp:posOffset>
@@ -1905,7 +1905,7 @@
           </mc:Choice>
           <mc:Fallback>
             <w:pict>
-              <v:line w14:anchorId="1291A8F9" id="Straight Connector 15" o:spid="_x0000_s1026" style="position:absolute;z-index:251658240;visibility:visible;mso-wrap-style:square;mso-wrap-distance-left:9pt;mso-wrap-distance-top:0;mso-wrap-distance-right:9pt;mso-wrap-distance-bottom:0;mso-position-horizontal:absolute;mso-position-horizontal-relative:text;mso-position-vertical:absolute;mso-position-vertical-relative:text" from="-1in,700.15pt" to="540pt,700.15pt" o:gfxdata="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" strokecolor="#f2f2f2 [3052]" strokeweight=".5pt">
+              <v:line id="Straight Connector 15" style="position:absolute;z-index:251658240;visibility:visible;mso-wrap-style:square;mso-wrap-distance-left:9pt;mso-wrap-distance-top:0;mso-wrap-distance-right:9pt;mso-wrap-distance-bottom:0;mso-position-horizontal:absolute;mso-position-horizontal-relative:text;mso-position-vertical:absolute;mso-position-vertical-relative:text" o:spid="_x0000_s1026" strokecolor="#f2f2f2 [3052]" strokeweight=".5pt" o:gfxdata="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" from="-1in,700.15pt" to="540pt,700.15pt" w14:anchorId="1291A8F9">
                 <v:stroke joinstyle="miter"/>
               </v:line>
             </w:pict>

--- a/src/Tests/Inputs/wedding/02/input.docx
+++ b/src/Tests/Inputs/wedding/02/input.docx
@@ -2609,2092 +2609,6 @@
 </w:webSettings>
 </file>
 
-<file path=word/glossary/document.xml><?xml version="1.0" encoding="utf-8"?>
-<w:glossaryDocument xmlns:wpc="http://schemas.microsoft.com/office/word/2010/wordprocessingCanvas" xmlns:cx="http://schemas.microsoft.com/office/drawing/2014/chartex" xmlns:cx1="http://schemas.microsoft.com/office/drawing/2015/9/8/chartex" xmlns:cx2="http://schemas.microsoft.com/office/drawing/2015/10/21/chartex" xmlns:cx3="http://schemas.microsoft.com/office/drawing/2016/5/9/chartex" xmlns:cx4="http://schemas.microsoft.com/office/drawing/2016/5/10/chartex" xmlns:cx5="http://schemas.microsoft.com/office/drawing/2016/5/11/chartex" xmlns:cx6="http://schemas.microsoft.com/office/drawing/2016/5/12/chartex" xmlns:cx7="http://schemas.microsoft.com/office/drawing/2016/5/13/chartex" xmlns:cx8="http://schemas.microsoft.com/office/drawing/2016/5/14/chartex" xmlns:mc="http://schemas.openxmlformats.org/markup-compatibility/2006" xmlns:aink="http://schemas.microsoft.com/office/drawing/2016/ink" xmlns:am3d="http://schemas.microsoft.com/office/drawing/2017/model3d" xmlns:o="urn:schemas-microsoft-com:office:office" xmlns:r="http://schemas.openxmlformats.org/officeDocument/2006/relationships" xmlns:m="http://schemas.openxmlformats.org/officeDocument/2006/math" xmlns:v="urn:schemas-microsoft-com:vml" xmlns:wp14="http://schemas.microsoft.com/office/word/2010/wordprocessingDrawing" xmlns:wp="http://schemas.openxmlformats.org/drawingml/2006/wordprocessingDrawing" xmlns:w10="urn:schemas-microsoft-com:office:word" xmlns:w="http://schemas.openxmlformats.org/wordprocessingml/2006/main" xmlns:w14="http://schemas.microsoft.com/office/word/2010/wordml" xmlns:w15="http://schemas.microsoft.com/office/word/2012/wordml" xmlns:w16cex="http://schemas.microsoft.com/office/word/2018/wordml/cex" xmlns:w16cid="http://schemas.microsoft.com/office/word/2016/wordml/cid" xmlns:w16="http://schemas.microsoft.com/office/word/2018/wordml" xmlns:w16se="http://schemas.microsoft.com/office/word/2015/wordml/symex" xmlns:wpg="http://schemas.microsoft.com/office/word/2010/wordprocessingGroup" xmlns:wpi="http://schemas.microsoft.com/office/word/2010/wordprocessingInk" xmlns:wne="http://schemas.microsoft.com/office/word/2006/wordml" xmlns:wps="http://schemas.microsoft.com/office/word/2010/wordprocessingShape" mc:Ignorable="w14 w15 w16se w16cid w16 w16cex wp14">
-  <w:docParts>
-    <w:docPart>
-      <w:docPartPr>
-        <w:name w:val="A24916557CDE4BE4922D9C29ED95B440"/>
-        <w:category>
-          <w:name w:val="General"/>
-          <w:gallery w:val="placeholder"/>
-        </w:category>
-        <w:types>
-          <w:type w:val="bbPlcHdr"/>
-        </w:types>
-        <w:behaviors>
-          <w:behavior w:val="content"/>
-        </w:behaviors>
-        <w:guid w:val="{781985FA-A73B-46F5-A37E-1715C486CE41}"/>
-      </w:docPartPr>
-      <w:docPartBody>
-        <w:p>
-          <w:r>
-            <w:t>Please join</w:t>
-          </w:r>
-        </w:p>
-      </w:docPartBody>
-    </w:docPart>
-    <w:docPart>
-      <w:docPartPr>
-        <w:name w:val="D1D49437A7D5474C95154F52841CEAB5"/>
-        <w:category>
-          <w:name w:val="General"/>
-          <w:gallery w:val="placeholder"/>
-        </w:category>
-        <w:types>
-          <w:type w:val="bbPlcHdr"/>
-        </w:types>
-        <w:behaviors>
-          <w:behavior w:val="content"/>
-        </w:behaviors>
-        <w:guid w:val="{0B40F9AC-8BF5-4E5B-98F6-D3973CE80A55}"/>
-      </w:docPartPr>
-      <w:docPartBody>
-        <w:p>
-          <w:pPr>
-            <w:pStyle w:val="D1D49437A7D5474C95154F52841CEAB5"/>
-          </w:pPr>
-          <w:r>
-            <w:t>Please join</w:t>
-          </w:r>
-        </w:p>
-      </w:docPartBody>
-    </w:docPart>
-    <w:docPart>
-      <w:docPartPr>
-        <w:name w:val="420E171AD4054EEC8DD8E395631011B9"/>
-        <w:category>
-          <w:name w:val="General"/>
-          <w:gallery w:val="placeholder"/>
-        </w:category>
-        <w:types>
-          <w:type w:val="bbPlcHdr"/>
-        </w:types>
-        <w:behaviors>
-          <w:behavior w:val="content"/>
-        </w:behaviors>
-        <w:guid w:val="{0DD1AB0D-C916-4DE1-8154-D30EF339E0D2}"/>
-      </w:docPartPr>
-      <w:docPartBody>
-        <w:p>
-          <w:pPr>
-            <w:pStyle w:val="420E171AD4054EEC8DD8E395631011B9"/>
-          </w:pPr>
-          <w:r>
-            <w:t>Flora Persson</w:t>
-          </w:r>
-        </w:p>
-      </w:docPartBody>
-    </w:docPart>
-    <w:docPart>
-      <w:docPartPr>
-        <w:name w:val="8655D3304E7A4E538DC57FC9A169C255"/>
-        <w:category>
-          <w:name w:val="General"/>
-          <w:gallery w:val="placeholder"/>
-        </w:category>
-        <w:types>
-          <w:type w:val="bbPlcHdr"/>
-        </w:types>
-        <w:behaviors>
-          <w:behavior w:val="content"/>
-        </w:behaviors>
-        <w:guid w:val="{27E10B0B-A570-41D1-98AE-29023EC7FEB6}"/>
-      </w:docPartPr>
-      <w:docPartBody>
-        <w:p>
-          <w:pPr>
-            <w:pStyle w:val="8655D3304E7A4E538DC57FC9A169C255"/>
-          </w:pPr>
-          <w:r>
-            <w:t>For their Bridal Shower!</w:t>
-          </w:r>
-        </w:p>
-      </w:docPartBody>
-    </w:docPart>
-    <w:docPart>
-      <w:docPartPr>
-        <w:name w:val="055986A69E12499FADD3300F3F193A09"/>
-        <w:category>
-          <w:name w:val="General"/>
-          <w:gallery w:val="placeholder"/>
-        </w:category>
-        <w:types>
-          <w:type w:val="bbPlcHdr"/>
-        </w:types>
-        <w:behaviors>
-          <w:behavior w:val="content"/>
-        </w:behaviors>
-        <w:guid w:val="{37D32BCC-A031-4BAB-BA48-F8E708E64B08}"/>
-      </w:docPartPr>
-      <w:docPartBody>
-        <w:p>
-          <w:pPr>
-            <w:pStyle w:val="055986A69E12499FADD3300F3F193A09"/>
-          </w:pPr>
-          <w:r>
-            <w:t>[</w:t>
-          </w:r>
-          <w:r>
-            <w:t>D</w:t>
-          </w:r>
-          <w:r>
-            <w:t>ate]</w:t>
-          </w:r>
-        </w:p>
-      </w:docPartBody>
-    </w:docPart>
-    <w:docPart>
-      <w:docPartPr>
-        <w:name w:val="F9F4C253E14847549C12F1BED10C1E89"/>
-        <w:category>
-          <w:name w:val="General"/>
-          <w:gallery w:val="placeholder"/>
-        </w:category>
-        <w:types>
-          <w:type w:val="bbPlcHdr"/>
-        </w:types>
-        <w:behaviors>
-          <w:behavior w:val="content"/>
-        </w:behaviors>
-        <w:guid w:val="{A9B99828-8498-4E40-B0E8-95307C0AA198}"/>
-      </w:docPartPr>
-      <w:docPartBody>
-        <w:p>
-          <w:pPr>
-            <w:pStyle w:val="F9F4C253E14847549C12F1BED10C1E896"/>
-          </w:pPr>
-          <w:r>
-            <w:rPr>
-              <w:rStyle w:val="Strong"/>
-            </w:rPr>
-            <w:t>DATE:</w:t>
-          </w:r>
-        </w:p>
-      </w:docPartBody>
-    </w:docPart>
-    <w:docPart>
-      <w:docPartPr>
-        <w:name w:val="B226712EA5714A409EFAD3EF24300346"/>
-        <w:category>
-          <w:name w:val="General"/>
-          <w:gallery w:val="placeholder"/>
-        </w:category>
-        <w:types>
-          <w:type w:val="bbPlcHdr"/>
-        </w:types>
-        <w:behaviors>
-          <w:behavior w:val="content"/>
-        </w:behaviors>
-        <w:guid w:val="{D2AB5C58-DC7F-40D7-A42A-DF1DEB4DBAEE}"/>
-      </w:docPartPr>
-      <w:docPartBody>
-        <w:p>
-          <w:pPr>
-            <w:pStyle w:val="B226712EA5714A409EFAD3EF243003466"/>
-          </w:pPr>
-          <w:r>
-            <w:rPr>
-              <w:rStyle w:val="Strong"/>
-            </w:rPr>
-            <w:t>TIME:</w:t>
-          </w:r>
-        </w:p>
-      </w:docPartBody>
-    </w:docPart>
-    <w:docPart>
-      <w:docPartPr>
-        <w:name w:val="F711AD5FD19A4F57A3A03BB41CA42299"/>
-        <w:category>
-          <w:name w:val="General"/>
-          <w:gallery w:val="placeholder"/>
-        </w:category>
-        <w:types>
-          <w:type w:val="bbPlcHdr"/>
-        </w:types>
-        <w:behaviors>
-          <w:behavior w:val="content"/>
-        </w:behaviors>
-        <w:guid w:val="{201F20B0-0733-4443-8FA5-AE33D63153F2}"/>
-      </w:docPartPr>
-      <w:docPartBody>
-        <w:p>
-          <w:pPr>
-            <w:pStyle w:val="F711AD5FD19A4F57A3A03BB41CA422996"/>
-          </w:pPr>
-          <w:r>
-            <w:rPr>
-              <w:rStyle w:val="Strong"/>
-            </w:rPr>
-            <w:t>LOCATION:</w:t>
-          </w:r>
-        </w:p>
-      </w:docPartBody>
-    </w:docPart>
-    <w:docPart>
-      <w:docPartPr>
-        <w:name w:val="3092C7D8CD5C441CAA2C77CEF4D688FA"/>
-        <w:category>
-          <w:name w:val="General"/>
-          <w:gallery w:val="placeholder"/>
-        </w:category>
-        <w:types>
-          <w:type w:val="bbPlcHdr"/>
-        </w:types>
-        <w:behaviors>
-          <w:behavior w:val="content"/>
-        </w:behaviors>
-        <w:guid w:val="{25E06839-9484-4FD4-B751-D09165250871}"/>
-      </w:docPartPr>
-      <w:docPartBody>
-        <w:p>
-          <w:pPr>
-            <w:pStyle w:val="3092C7D8CD5C441CAA2C77CEF4D688FA"/>
-          </w:pPr>
-          <w:r>
-            <w:t>Registered at:</w:t>
-          </w:r>
-        </w:p>
-      </w:docPartBody>
-    </w:docPart>
-    <w:docPart>
-      <w:docPartPr>
-        <w:name w:val="B200FA726325463FB4F847B941D23609"/>
-        <w:category>
-          <w:name w:val="General"/>
-          <w:gallery w:val="placeholder"/>
-        </w:category>
-        <w:types>
-          <w:type w:val="bbPlcHdr"/>
-        </w:types>
-        <w:behaviors>
-          <w:behavior w:val="content"/>
-        </w:behaviors>
-        <w:guid w:val="{9DBBB8A0-959F-4F36-9AD5-3DC580F00727}"/>
-      </w:docPartPr>
-      <w:docPartBody>
-        <w:p>
-          <w:pPr>
-            <w:pStyle w:val="B200FA726325463FB4F847B941D23609"/>
-          </w:pPr>
-          <w:r>
-            <w:t>[Store Name]</w:t>
-          </w:r>
-        </w:p>
-      </w:docPartBody>
-    </w:docPart>
-    <w:docPart>
-      <w:docPartPr>
-        <w:name w:val="CF0124793D144292ABFD39B83E5C8787"/>
-        <w:category>
-          <w:name w:val="General"/>
-          <w:gallery w:val="placeholder"/>
-        </w:category>
-        <w:types>
-          <w:type w:val="bbPlcHdr"/>
-        </w:types>
-        <w:behaviors>
-          <w:behavior w:val="content"/>
-        </w:behaviors>
-        <w:guid w:val="{A126DC30-A707-4884-9C65-024D8EFE9CA0}"/>
-      </w:docPartPr>
-      <w:docPartBody>
-        <w:p>
-          <w:pPr>
-            <w:pStyle w:val="CF0124793D144292ABFD39B83E5C8787"/>
-          </w:pPr>
-          <w:r>
-            <w:t>RSVP by</w:t>
-          </w:r>
-        </w:p>
-      </w:docPartBody>
-    </w:docPart>
-    <w:docPart>
-      <w:docPartPr>
-        <w:name w:val="A8B340DBFD7C45819086B9109F117799"/>
-        <w:category>
-          <w:name w:val="General"/>
-          <w:gallery w:val="placeholder"/>
-        </w:category>
-        <w:types>
-          <w:type w:val="bbPlcHdr"/>
-        </w:types>
-        <w:behaviors>
-          <w:behavior w:val="content"/>
-        </w:behaviors>
-        <w:guid w:val="{AB3C0AAA-92BE-49B7-8532-116897CBDFEF}"/>
-      </w:docPartPr>
-      <w:docPartBody>
-        <w:p>
-          <w:pPr>
-            <w:pStyle w:val="A8B340DBFD7C45819086B9109F117799"/>
-          </w:pPr>
-          <w:r>
-            <w:t>[Click to select date]</w:t>
-          </w:r>
-        </w:p>
-      </w:docPartBody>
-    </w:docPart>
-    <w:docPart>
-      <w:docPartPr>
-        <w:name w:val="620D1029C8FD4CF4916F0A30C6C322FE"/>
-        <w:category>
-          <w:name w:val="General"/>
-          <w:gallery w:val="placeholder"/>
-        </w:category>
-        <w:types>
-          <w:type w:val="bbPlcHdr"/>
-        </w:types>
-        <w:behaviors>
-          <w:behavior w:val="content"/>
-        </w:behaviors>
-        <w:guid w:val="{B90FD1B2-4960-4FA5-AA3D-6B0DBB0D8EBE}"/>
-      </w:docPartPr>
-      <w:docPartBody>
-        <w:p>
-          <w:pPr>
-            <w:pStyle w:val="620D1029C8FD4CF4916F0A30C6C322FE"/>
-          </w:pPr>
-          <w:r>
-            <w:t>[Name]</w:t>
-          </w:r>
-        </w:p>
-      </w:docPartBody>
-    </w:docPart>
-    <w:docPart>
-      <w:docPartPr>
-        <w:name w:val="3388F715FC694938A606D74F9493AC41"/>
-        <w:category>
-          <w:name w:val="General"/>
-          <w:gallery w:val="placeholder"/>
-        </w:category>
-        <w:types>
-          <w:type w:val="bbPlcHdr"/>
-        </w:types>
-        <w:behaviors>
-          <w:behavior w:val="content"/>
-        </w:behaviors>
-        <w:guid w:val="{F879F688-CD5F-453B-9096-7006FD4196DF}"/>
-      </w:docPartPr>
-      <w:docPartBody>
-        <w:p>
-          <w:pPr>
-            <w:pStyle w:val="3388F715FC694938A606D74F9493AC41"/>
-          </w:pPr>
-          <w:r>
-            <w:t>[phone]</w:t>
-          </w:r>
-        </w:p>
-      </w:docPartBody>
-    </w:docPart>
-    <w:docPart>
-      <w:docPartPr>
-        <w:name w:val="4DF01EF6E8424D599DECFEA1E456FF7E"/>
-        <w:category>
-          <w:name w:val="General"/>
-          <w:gallery w:val="placeholder"/>
-        </w:category>
-        <w:types>
-          <w:type w:val="bbPlcHdr"/>
-        </w:types>
-        <w:behaviors>
-          <w:behavior w:val="content"/>
-        </w:behaviors>
-        <w:guid w:val="{C0194587-3C0C-450D-8A06-A14F9C4650CB}"/>
-      </w:docPartPr>
-      <w:docPartBody>
-        <w:p>
-          <w:pPr>
-            <w:pStyle w:val="4DF01EF6E8424D599DECFEA1E456FF7E"/>
-          </w:pPr>
-          <w:r>
-            <w:t>to</w:t>
-          </w:r>
-        </w:p>
-      </w:docPartBody>
-    </w:docPart>
-    <w:docPart>
-      <w:docPartPr>
-        <w:name w:val="89995ED0B153437B9F2C1AEE8A96CFA2"/>
-        <w:category>
-          <w:name w:val="General"/>
-          <w:gallery w:val="placeholder"/>
-        </w:category>
-        <w:types>
-          <w:type w:val="bbPlcHdr"/>
-        </w:types>
-        <w:behaviors>
-          <w:behavior w:val="content"/>
-        </w:behaviors>
-        <w:guid w:val="{D1A61954-21E0-4ED1-BC24-6470E3606087}"/>
-      </w:docPartPr>
-      <w:docPartBody>
-        <w:p>
-          <w:pPr>
-            <w:pStyle w:val="89995ED0B153437B9F2C1AEE8A96CFA2"/>
-          </w:pPr>
-          <w:r>
-            <w:t>at</w:t>
-          </w:r>
-        </w:p>
-      </w:docPartBody>
-    </w:docPart>
-    <w:docPart>
-      <w:docPartPr>
-        <w:name w:val="D338DA3E22004B88A5A83B868D7D2CFB"/>
-        <w:category>
-          <w:name w:val="General"/>
-          <w:gallery w:val="placeholder"/>
-        </w:category>
-        <w:types>
-          <w:type w:val="bbPlcHdr"/>
-        </w:types>
-        <w:behaviors>
-          <w:behavior w:val="content"/>
-        </w:behaviors>
-        <w:guid w:val="{5AD66250-7B28-41B4-B652-1C868896B4EA}"/>
-      </w:docPartPr>
-      <w:docPartBody>
-        <w:p>
-          <w:pPr>
-            <w:pStyle w:val="D338DA3E22004B88A5A83B868D7D2CFB3"/>
-          </w:pPr>
-          <w:r>
-            <w:rPr>
-              <w:rStyle w:val="Strong"/>
-            </w:rPr>
-            <w:t>DATE:</w:t>
-          </w:r>
-        </w:p>
-      </w:docPartBody>
-    </w:docPart>
-    <w:docPart>
-      <w:docPartPr>
-        <w:name w:val="A59F1935AF6C472C86BFEE5DF6E8A853"/>
-        <w:category>
-          <w:name w:val="General"/>
-          <w:gallery w:val="placeholder"/>
-        </w:category>
-        <w:types>
-          <w:type w:val="bbPlcHdr"/>
-        </w:types>
-        <w:behaviors>
-          <w:behavior w:val="content"/>
-        </w:behaviors>
-        <w:guid w:val="{42989B7F-6E73-45EF-AD72-CB0DD89D7EB6}"/>
-      </w:docPartPr>
-      <w:docPartBody>
-        <w:p>
-          <w:pPr>
-            <w:pStyle w:val="A59F1935AF6C472C86BFEE5DF6E8A853"/>
-          </w:pPr>
-          <w:r>
-            <w:t>[</w:t>
-          </w:r>
-          <w:r>
-            <w:t>D</w:t>
-          </w:r>
-          <w:r>
-            <w:t>ate]</w:t>
-          </w:r>
-        </w:p>
-      </w:docPartBody>
-    </w:docPart>
-    <w:docPart>
-      <w:docPartPr>
-        <w:name w:val="F21FB455EAD046598E0A16223D2ECD25"/>
-        <w:category>
-          <w:name w:val="General"/>
-          <w:gallery w:val="placeholder"/>
-        </w:category>
-        <w:types>
-          <w:type w:val="bbPlcHdr"/>
-        </w:types>
-        <w:behaviors>
-          <w:behavior w:val="content"/>
-        </w:behaviors>
-        <w:guid w:val="{7386E6C1-19F2-4EC1-B277-1DE2372BDCCA}"/>
-      </w:docPartPr>
-      <w:docPartBody>
-        <w:p>
-          <w:pPr>
-            <w:pStyle w:val="F21FB455EAD046598E0A16223D2ECD253"/>
-          </w:pPr>
-          <w:r>
-            <w:rPr>
-              <w:rStyle w:val="Strong"/>
-            </w:rPr>
-            <w:t>TIME:</w:t>
-          </w:r>
-        </w:p>
-      </w:docPartBody>
-    </w:docPart>
-    <w:docPart>
-      <w:docPartPr>
-        <w:name w:val="C74001EB0A9F4B8A83C6F35DF55BE912"/>
-        <w:category>
-          <w:name w:val="General"/>
-          <w:gallery w:val="placeholder"/>
-        </w:category>
-        <w:types>
-          <w:type w:val="bbPlcHdr"/>
-        </w:types>
-        <w:behaviors>
-          <w:behavior w:val="content"/>
-        </w:behaviors>
-        <w:guid w:val="{DE3297CC-C2D8-4F1B-B63C-8FEF6182FA1B}"/>
-      </w:docPartPr>
-      <w:docPartBody>
-        <w:p>
-          <w:pPr>
-            <w:pStyle w:val="C74001EB0A9F4B8A83C6F35DF55BE9123"/>
-          </w:pPr>
-          <w:r>
-            <w:rPr>
-              <w:rStyle w:val="Strong"/>
-            </w:rPr>
-            <w:t>LOCATION:</w:t>
-          </w:r>
-        </w:p>
-      </w:docPartBody>
-    </w:docPart>
-    <w:docPart>
-      <w:docPartPr>
-        <w:name w:val="FBD7D579438B4247B049B581D64B74ED"/>
-        <w:category>
-          <w:name w:val="General"/>
-          <w:gallery w:val="placeholder"/>
-        </w:category>
-        <w:types>
-          <w:type w:val="bbPlcHdr"/>
-        </w:types>
-        <w:behaviors>
-          <w:behavior w:val="content"/>
-        </w:behaviors>
-        <w:guid w:val="{5D95E30D-AB43-427D-86AC-774E68912B12}"/>
-      </w:docPartPr>
-      <w:docPartBody>
-        <w:p>
-          <w:pPr>
-            <w:pStyle w:val="FBD7D579438B4247B049B581D64B74ED"/>
-          </w:pPr>
-          <w:r>
-            <w:t>Registered at:</w:t>
-          </w:r>
-        </w:p>
-      </w:docPartBody>
-    </w:docPart>
-    <w:docPart>
-      <w:docPartPr>
-        <w:name w:val="CE70F2253886477BA09266FD3B8150E2"/>
-        <w:category>
-          <w:name w:val="General"/>
-          <w:gallery w:val="placeholder"/>
-        </w:category>
-        <w:types>
-          <w:type w:val="bbPlcHdr"/>
-        </w:types>
-        <w:behaviors>
-          <w:behavior w:val="content"/>
-        </w:behaviors>
-        <w:guid w:val="{CCD7149E-8344-42C8-8494-958702FCBABC}"/>
-      </w:docPartPr>
-      <w:docPartBody>
-        <w:p>
-          <w:pPr>
-            <w:pStyle w:val="CE70F2253886477BA09266FD3B8150E2"/>
-          </w:pPr>
-          <w:r>
-            <w:t>[Store Name]</w:t>
-          </w:r>
-        </w:p>
-      </w:docPartBody>
-    </w:docPart>
-    <w:docPart>
-      <w:docPartPr>
-        <w:name w:val="039D3DEBDB544C8F8EFB37E9169AE338"/>
-        <w:category>
-          <w:name w:val="General"/>
-          <w:gallery w:val="placeholder"/>
-        </w:category>
-        <w:types>
-          <w:type w:val="bbPlcHdr"/>
-        </w:types>
-        <w:behaviors>
-          <w:behavior w:val="content"/>
-        </w:behaviors>
-        <w:guid w:val="{05036325-CDB7-46ED-8C61-590C9CF1FF99}"/>
-      </w:docPartPr>
-      <w:docPartBody>
-        <w:p>
-          <w:pPr>
-            <w:pStyle w:val="039D3DEBDB544C8F8EFB37E9169AE338"/>
-          </w:pPr>
-          <w:r>
-            <w:t>RSVP by</w:t>
-          </w:r>
-        </w:p>
-      </w:docPartBody>
-    </w:docPart>
-    <w:docPart>
-      <w:docPartPr>
-        <w:name w:val="013E4496395E4583A4E50E8DC566927B"/>
-        <w:category>
-          <w:name w:val="General"/>
-          <w:gallery w:val="placeholder"/>
-        </w:category>
-        <w:types>
-          <w:type w:val="bbPlcHdr"/>
-        </w:types>
-        <w:behaviors>
-          <w:behavior w:val="content"/>
-        </w:behaviors>
-        <w:guid w:val="{F1A7E701-032C-4773-A73C-4087288612B0}"/>
-      </w:docPartPr>
-      <w:docPartBody>
-        <w:p>
-          <w:pPr>
-            <w:pStyle w:val="013E4496395E4583A4E50E8DC566927B"/>
-          </w:pPr>
-          <w:r>
-            <w:t>[Click to select date]</w:t>
-          </w:r>
-        </w:p>
-      </w:docPartBody>
-    </w:docPart>
-    <w:docPart>
-      <w:docPartPr>
-        <w:name w:val="1E0B9D9A5A4346B88FC528008478DF30"/>
-        <w:category>
-          <w:name w:val="General"/>
-          <w:gallery w:val="placeholder"/>
-        </w:category>
-        <w:types>
-          <w:type w:val="bbPlcHdr"/>
-        </w:types>
-        <w:behaviors>
-          <w:behavior w:val="content"/>
-        </w:behaviors>
-        <w:guid w:val="{F87420FF-82E6-47B6-9156-C32399792149}"/>
-      </w:docPartPr>
-      <w:docPartBody>
-        <w:p>
-          <w:pPr>
-            <w:pStyle w:val="1E0B9D9A5A4346B88FC528008478DF30"/>
-          </w:pPr>
-          <w:r>
-            <w:t>to</w:t>
-          </w:r>
-        </w:p>
-      </w:docPartBody>
-    </w:docPart>
-    <w:docPart>
-      <w:docPartPr>
-        <w:name w:val="1CCC43F972CA48B9A2C8882FC29B3ED0"/>
-        <w:category>
-          <w:name w:val="General"/>
-          <w:gallery w:val="placeholder"/>
-        </w:category>
-        <w:types>
-          <w:type w:val="bbPlcHdr"/>
-        </w:types>
-        <w:behaviors>
-          <w:behavior w:val="content"/>
-        </w:behaviors>
-        <w:guid w:val="{7AE225C6-F897-48D0-ACBC-2AACCA69F004}"/>
-      </w:docPartPr>
-      <w:docPartBody>
-        <w:p>
-          <w:pPr>
-            <w:pStyle w:val="1CCC43F972CA48B9A2C8882FC29B3ED0"/>
-          </w:pPr>
-          <w:r>
-            <w:t>[Name]</w:t>
-          </w:r>
-        </w:p>
-      </w:docPartBody>
-    </w:docPart>
-    <w:docPart>
-      <w:docPartPr>
-        <w:name w:val="E009795954BD411298F71BA69FC22D54"/>
-        <w:category>
-          <w:name w:val="General"/>
-          <w:gallery w:val="placeholder"/>
-        </w:category>
-        <w:types>
-          <w:type w:val="bbPlcHdr"/>
-        </w:types>
-        <w:behaviors>
-          <w:behavior w:val="content"/>
-        </w:behaviors>
-        <w:guid w:val="{0A5090DA-BD82-4F85-81FB-A497DB371587}"/>
-      </w:docPartPr>
-      <w:docPartBody>
-        <w:p>
-          <w:pPr>
-            <w:pStyle w:val="E009795954BD411298F71BA69FC22D54"/>
-          </w:pPr>
-          <w:r>
-            <w:t>at</w:t>
-          </w:r>
-        </w:p>
-      </w:docPartBody>
-    </w:docPart>
-    <w:docPart>
-      <w:docPartPr>
-        <w:name w:val="95E3E9B1C27C491896723149BA1939D5"/>
-        <w:category>
-          <w:name w:val="General"/>
-          <w:gallery w:val="placeholder"/>
-        </w:category>
-        <w:types>
-          <w:type w:val="bbPlcHdr"/>
-        </w:types>
-        <w:behaviors>
-          <w:behavior w:val="content"/>
-        </w:behaviors>
-        <w:guid w:val="{BC7FAED5-2A8E-4EED-BD71-B1FB24E7987D}"/>
-      </w:docPartPr>
-      <w:docPartBody>
-        <w:p>
-          <w:pPr>
-            <w:pStyle w:val="95E3E9B1C27C491896723149BA1939D5"/>
-          </w:pPr>
-          <w:r>
-            <w:t>[phone]</w:t>
-          </w:r>
-        </w:p>
-      </w:docPartBody>
-    </w:docPart>
-    <w:docPart>
-      <w:docPartPr>
-        <w:name w:val="F6ABFB539EDD4EF09C8CC7AD9BEBC1D9"/>
-        <w:category>
-          <w:name w:val="General"/>
-          <w:gallery w:val="placeholder"/>
-        </w:category>
-        <w:types>
-          <w:type w:val="bbPlcHdr"/>
-        </w:types>
-        <w:behaviors>
-          <w:behavior w:val="content"/>
-        </w:behaviors>
-        <w:guid w:val="{48AA6454-C0E8-4549-9E3A-738D7C1058E0}"/>
-      </w:docPartPr>
-      <w:docPartBody>
-        <w:p>
-          <w:pPr>
-            <w:pStyle w:val="F6ABFB539EDD4EF09C8CC7AD9BEBC1D9"/>
-          </w:pPr>
-          <w:r>
-            <w:t>[</w:t>
-          </w:r>
-          <w:r>
-            <w:t>Time</w:t>
-          </w:r>
-          <w:r>
-            <w:t>]</w:t>
-          </w:r>
-        </w:p>
-      </w:docPartBody>
-    </w:docPart>
-    <w:docPart>
-      <w:docPartPr>
-        <w:name w:val="31934E88504B45C08F790DB0D77E7E4E"/>
-        <w:category>
-          <w:name w:val="General"/>
-          <w:gallery w:val="placeholder"/>
-        </w:category>
-        <w:types>
-          <w:type w:val="bbPlcHdr"/>
-        </w:types>
-        <w:behaviors>
-          <w:behavior w:val="content"/>
-        </w:behaviors>
-        <w:guid w:val="{9535E4E6-7D71-4040-B5FD-A8FCA09392A4}"/>
-      </w:docPartPr>
-      <w:docPartBody>
-        <w:p>
-          <w:pPr>
-            <w:pStyle w:val="31934E88504B45C08F790DB0D77E7E4E"/>
-          </w:pPr>
-          <w:r>
-            <w:t>[</w:t>
-          </w:r>
-          <w:r>
-            <w:t>Location</w:t>
-          </w:r>
-          <w:r>
-            <w:t>]</w:t>
-          </w:r>
-        </w:p>
-      </w:docPartBody>
-    </w:docPart>
-    <w:docPart>
-      <w:docPartPr>
-        <w:name w:val="6AC1F1424BB349CBA1F34CE8D17FBF63"/>
-        <w:category>
-          <w:name w:val="General"/>
-          <w:gallery w:val="placeholder"/>
-        </w:category>
-        <w:types>
-          <w:type w:val="bbPlcHdr"/>
-        </w:types>
-        <w:behaviors>
-          <w:behavior w:val="content"/>
-        </w:behaviors>
-        <w:guid w:val="{EB79CE19-B6E2-499C-B717-1C1741B8B084}"/>
-      </w:docPartPr>
-      <w:docPartBody>
-        <w:p>
-          <w:pPr>
-            <w:pStyle w:val="6AC1F1424BB349CBA1F34CE8D17FBF63"/>
-          </w:pPr>
-          <w:r>
-            <w:t>[</w:t>
-          </w:r>
-          <w:r>
-            <w:t>Time</w:t>
-          </w:r>
-          <w:r>
-            <w:t>]</w:t>
-          </w:r>
-        </w:p>
-      </w:docPartBody>
-    </w:docPart>
-    <w:docPart>
-      <w:docPartPr>
-        <w:name w:val="0061CBB5140141BDA030DD6621FA6B96"/>
-        <w:category>
-          <w:name w:val="General"/>
-          <w:gallery w:val="placeholder"/>
-        </w:category>
-        <w:types>
-          <w:type w:val="bbPlcHdr"/>
-        </w:types>
-        <w:behaviors>
-          <w:behavior w:val="content"/>
-        </w:behaviors>
-        <w:guid w:val="{72E6A2A7-0882-409D-A37A-178F0E2B5EC6}"/>
-      </w:docPartPr>
-      <w:docPartBody>
-        <w:p>
-          <w:pPr>
-            <w:pStyle w:val="0061CBB5140141BDA030DD6621FA6B96"/>
-          </w:pPr>
-          <w:r>
-            <w:t>[</w:t>
-          </w:r>
-          <w:r>
-            <w:t>Location</w:t>
-          </w:r>
-          <w:r>
-            <w:t>]</w:t>
-          </w:r>
-        </w:p>
-      </w:docPartBody>
-    </w:docPart>
-    <w:docPart>
-      <w:docPartPr>
-        <w:name w:val="1B55AFCEE71C4C04B50472C7DEA6A093"/>
-        <w:category>
-          <w:name w:val="General"/>
-          <w:gallery w:val="placeholder"/>
-        </w:category>
-        <w:types>
-          <w:type w:val="bbPlcHdr"/>
-        </w:types>
-        <w:behaviors>
-          <w:behavior w:val="content"/>
-        </w:behaviors>
-        <w:guid w:val="{0A31721B-2B16-4F78-85B9-96663A18119F}"/>
-      </w:docPartPr>
-      <w:docPartBody>
-        <w:p>
-          <w:pPr>
-            <w:pStyle w:val="1B55AFCEE71C4C04B50472C7DEA6A093"/>
-          </w:pPr>
-          <w:r>
-            <w:t>Flora Persson</w:t>
-          </w:r>
-        </w:p>
-      </w:docPartBody>
-    </w:docPart>
-    <w:docPart>
-      <w:docPartPr>
-        <w:name w:val="A46BDB6CF746423BA8A112F6314FD74A"/>
-        <w:category>
-          <w:name w:val="General"/>
-          <w:gallery w:val="placeholder"/>
-        </w:category>
-        <w:types>
-          <w:type w:val="bbPlcHdr"/>
-        </w:types>
-        <w:behaviors>
-          <w:behavior w:val="content"/>
-        </w:behaviors>
-        <w:guid w:val="{76FC0FFF-CBEE-45C9-83FD-CADF94A58D96}"/>
-      </w:docPartPr>
-      <w:docPartBody>
-        <w:p>
-          <w:pPr>
-            <w:pStyle w:val="A46BDB6CF746423BA8A112F6314FD74A"/>
-          </w:pPr>
-          <w:r>
-            <w:t>For their Bridal Shower!</w:t>
-          </w:r>
-        </w:p>
-      </w:docPartBody>
-    </w:docPart>
-  </w:docParts>
-</w:glossaryDocument>
-</file>
-
-<file path=word/glossary/fontTable2.xml><?xml version="1.0" encoding="utf-8"?>
-<w:fonts xmlns:mc="http://schemas.openxmlformats.org/markup-compatibility/2006" xmlns:r="http://schemas.openxmlformats.org/officeDocument/2006/relationships" xmlns:w="http://schemas.openxmlformats.org/wordprocessingml/2006/main" xmlns:w14="http://schemas.microsoft.com/office/word/2010/wordml" xmlns:w15="http://schemas.microsoft.com/office/word/2012/wordml" xmlns:w16cex="http://schemas.microsoft.com/office/word/2018/wordml/cex" xmlns:w16cid="http://schemas.microsoft.com/office/word/2016/wordml/cid" xmlns:w16="http://schemas.microsoft.com/office/word/2018/wordml" xmlns:w16se="http://schemas.microsoft.com/office/word/2015/wordml/symex" mc:Ignorable="w14 w15 w16se w16cid w16 w16cex">
-  <w:font w:name="Avenir Next LT Pro Light">
-    <w:panose1 w:val="020B0304020202020204"/>
-    <w:charset w:val="00"/>
-    <w:family w:val="swiss"/>
-    <w:pitch w:val="variable"/>
-    <w:sig w:usb0="A00000EF" w:usb1="5000204B" w:usb2="00000000" w:usb3="00000000" w:csb0="00000093" w:csb1="00000000"/>
-  </w:font>
-  <w:font w:name="Times New Roman">
-    <w:panose1 w:val="02020603050405020304"/>
-    <w:charset w:val="00"/>
-    <w:family w:val="roman"/>
-    <w:pitch w:val="variable"/>
-    <w:sig w:usb0="E0002AFF" w:usb1="C0007843" w:usb2="00000009" w:usb3="00000000" w:csb0="000001FF" w:csb1="00000000"/>
-  </w:font>
-  <w:font w:name="Avenir Next LT Pro">
-    <w:panose1 w:val="020B0504020202020204"/>
-    <w:charset w:val="00"/>
-    <w:family w:val="swiss"/>
-    <w:pitch w:val="variable"/>
-    <w:sig w:usb0="800000EF" w:usb1="5000204A" w:usb2="00000000" w:usb3="00000000" w:csb0="00000093" w:csb1="00000000"/>
-  </w:font>
-  <w:font w:name="Calibri">
-    <w:panose1 w:val="020F0502020204030204"/>
-    <w:charset w:val="00"/>
-    <w:family w:val="swiss"/>
-    <w:pitch w:val="variable"/>
-    <w:sig w:usb0="E00002FF" w:usb1="4000ACFF" w:usb2="00000001" w:usb3="00000000" w:csb0="0000019F" w:csb1="00000000"/>
-  </w:font>
-  <w:font w:name="Calibri Light">
-    <w:panose1 w:val="020F0302020204030204"/>
-    <w:charset w:val="00"/>
-    <w:family w:val="swiss"/>
-    <w:pitch w:val="variable"/>
-    <w:sig w:usb0="A00002EF" w:usb1="4000207B" w:usb2="00000000" w:usb3="00000000" w:csb0="0000009F" w:csb1="00000000"/>
-  </w:font>
-</w:fonts>
-</file>
-
-<file path=word/glossary/settings2.xml><?xml version="1.0" encoding="utf-8"?>
-<w:settings xmlns:mc="http://schemas.openxmlformats.org/markup-compatibility/2006" xmlns:o="urn:schemas-microsoft-com:office:office" xmlns:r="http://schemas.openxmlformats.org/officeDocument/2006/relationships" xmlns:m="http://schemas.openxmlformats.org/officeDocument/2006/math" xmlns:v="urn:schemas-microsoft-com:vml" xmlns:w10="urn:schemas-microsoft-com:office:word" xmlns:w="http://schemas.openxmlformats.org/wordprocessingml/2006/main" xmlns:w14="http://schemas.microsoft.com/office/word/2010/wordml" xmlns:w15="http://schemas.microsoft.com/office/word/2012/wordml" xmlns:w16cex="http://schemas.microsoft.com/office/word/2018/wordml/cex" xmlns:w16cid="http://schemas.microsoft.com/office/word/2016/wordml/cid" xmlns:w16="http://schemas.microsoft.com/office/word/2018/wordml" xmlns:w16se="http://schemas.microsoft.com/office/word/2015/wordml/symex" xmlns:sl="http://schemas.openxmlformats.org/schemaLibrary/2006/main" mc:Ignorable="w14 w15 w16se w16cid w16 w16cex">
-  <w:view w:val="normal"/>
-  <w:defaultTabStop w:val="720"/>
-  <w:characterSpacingControl w:val="doNotCompress"/>
-  <w:compat>
-    <w:useFELayout/>
-    <w:compatSetting w:name="compatibilityMode" w:uri="http://schemas.microsoft.com/office/word" w:val="15"/>
-    <w:compatSetting w:name="overrideTableStyleFontSizeAndJustification" w:uri="http://schemas.microsoft.com/office/word" w:val="1"/>
-    <w:compatSetting w:name="enableOpenTypeFeatures" w:uri="http://schemas.microsoft.com/office/word" w:val="1"/>
-    <w:compatSetting w:name="doNotFlipMirrorIndents" w:uri="http://schemas.microsoft.com/office/word" w:val="1"/>
-    <w:compatSetting w:name="differentiateMultirowTableHeaders" w:uri="http://schemas.microsoft.com/office/word" w:val="1"/>
-    <w:compatSetting w:name="useWord2013TrackBottomHyphenation" w:uri="http://schemas.microsoft.com/office/word" w:val="0"/>
-  </w:compat>
-  <w:rsids>
-    <w:rsidRoot w:val="00F672FC"/>
-    <w:rsid w:val="00032B44"/>
-    <w:rsid w:val="0024438B"/>
-    <w:rsid w:val="004F424F"/>
-    <w:rsid w:val="005D6162"/>
-    <w:rsid w:val="009D32A6"/>
-    <w:rsid w:val="00EF75E8"/>
-    <w:rsid w:val="00F64869"/>
-    <w:rsid w:val="00F672FC"/>
-  </w:rsids>
-  <m:mathPr>
-    <m:mathFont m:val="Cambria Math"/>
-    <m:brkBin m:val="before"/>
-    <m:brkBinSub m:val="--"/>
-    <m:smallFrac m:val="0"/>
-    <m:dispDef/>
-    <m:lMargin m:val="0"/>
-    <m:rMargin m:val="0"/>
-    <m:defJc m:val="centerGroup"/>
-    <m:wrapIndent m:val="1440"/>
-    <m:intLim m:val="subSup"/>
-    <m:naryLim m:val="undOvr"/>
-  </m:mathPr>
-  <w:themeFontLang w:val="en-US"/>
-  <w:clrSchemeMapping w:bg1="light1" w:t1="dark1" w:bg2="light2" w:t2="dark2" w:accent1="accent1" w:accent2="accent2" w:accent3="accent3" w:accent4="accent4" w:accent5="accent5" w:accent6="accent6" w:hyperlink="hyperlink" w:followedHyperlink="followedHyperlink"/>
-  <w:decimalSymbol w:val="."/>
-  <w:listSeparator w:val=","/>
-  <w15:chartTrackingRefBased/>
-</w:settings>
-</file>
-
-<file path=word/glossary/styles2.xml><?xml version="1.0" encoding="utf-8"?>
-<w:styles xmlns:mc="http://schemas.openxmlformats.org/markup-compatibility/2006" xmlns:r="http://schemas.openxmlformats.org/officeDocument/2006/relationships" xmlns:w="http://schemas.openxmlformats.org/wordprocessingml/2006/main" xmlns:w14="http://schemas.microsoft.com/office/word/2010/wordml" xmlns:w15="http://schemas.microsoft.com/office/word/2012/wordml" xmlns:w16cex="http://schemas.microsoft.com/office/word/2018/wordml/cex" xmlns:w16cid="http://schemas.microsoft.com/office/word/2016/wordml/cid" xmlns:w16="http://schemas.microsoft.com/office/word/2018/wordml" xmlns:w16se="http://schemas.microsoft.com/office/word/2015/wordml/symex" mc:Ignorable="w14 w15 w16se w16cid w16 w16cex">
-  <w:docDefaults>
-    <w:rPrDefault>
-      <w:rPr>
-        <w:rFonts w:asciiTheme="minorHAnsi" w:eastAsiaTheme="minorEastAsia" w:hAnsiTheme="minorHAnsi" w:cstheme="minorBidi"/>
-        <w:sz w:val="22"/>
-        <w:szCs w:val="22"/>
-        <w:lang w:val="en-US" w:eastAsia="en-US" w:bidi="ar-SA"/>
-      </w:rPr>
-    </w:rPrDefault>
-    <w:pPrDefault>
-      <w:pPr>
-        <w:spacing w:after="160" w:line="259" w:lineRule="auto"/>
-      </w:pPr>
-    </w:pPrDefault>
-  </w:docDefaults>
-  <w:latentStyles w:defLockedState="0" w:defUIPriority="99" w:defSemiHidden="0" w:defUnhideWhenUsed="0" w:defQFormat="0" w:count="376">
-    <w:lsdException w:name="Normal" w:uiPriority="0" w:qFormat="1"/>
-    <w:lsdException w:name="heading 1" w:uiPriority="9" w:qFormat="1"/>
-    <w:lsdException w:name="heading 2" w:semiHidden="1" w:uiPriority="9" w:unhideWhenUsed="1" w:qFormat="1"/>
-    <w:lsdException w:name="heading 3" w:semiHidden="1" w:uiPriority="9" w:unhideWhenUsed="1" w:qFormat="1"/>
-    <w:lsdException w:name="heading 4" w:semiHidden="1" w:uiPriority="9" w:unhideWhenUsed="1" w:qFormat="1"/>
-    <w:lsdException w:name="heading 5" w:semiHidden="1" w:uiPriority="9" w:unhideWhenUsed="1" w:qFormat="1"/>
-    <w:lsdException w:name="heading 6" w:semiHidden="1" w:uiPriority="9" w:unhideWhenUsed="1" w:qFormat="1"/>
-    <w:lsdException w:name="heading 7" w:semiHidden="1" w:uiPriority="9" w:unhideWhenUsed="1" w:qFormat="1"/>
-    <w:lsdException w:name="heading 8" w:semiHidden="1" w:uiPriority="9" w:unhideWhenUsed="1" w:qFormat="1"/>
-    <w:lsdException w:name="heading 9" w:semiHidden="1" w:uiPriority="9" w:unhideWhenUsed="1" w:qFormat="1"/>
-    <w:lsdException w:name="index 1" w:semiHidden="1" w:unhideWhenUsed="1"/>
-    <w:lsdException w:name="index 2" w:semiHidden="1" w:unhideWhenUsed="1"/>
-    <w:lsdException w:name="index 3" w:semiHidden="1" w:unhideWhenUsed="1"/>
-    <w:lsdException w:name="index 4" w:semiHidden="1" w:unhideWhenUsed="1"/>
-    <w:lsdException w:name="index 5" w:semiHidden="1" w:unhideWhenUsed="1"/>
-    <w:lsdException w:name="index 6" w:semiHidden="1" w:unhideWhenUsed="1"/>
-    <w:lsdException w:name="index 7" w:semiHidden="1" w:unhideWhenUsed="1"/>
-    <w:lsdException w:name="index 8" w:semiHidden="1" w:unhideWhenUsed="1"/>
-    <w:lsdException w:name="index 9" w:semiHidden="1" w:unhideWhenUsed="1"/>
-    <w:lsdException w:name="toc 1" w:semiHidden="1" w:uiPriority="39" w:unhideWhenUsed="1"/>
-    <w:lsdException w:name="toc 2" w:semiHidden="1" w:uiPriority="39" w:unhideWhenUsed="1"/>
-    <w:lsdException w:name="toc 3" w:semiHidden="1" w:uiPriority="39" w:unhideWhenUsed="1"/>
-    <w:lsdException w:name="toc 4" w:semiHidden="1" w:uiPriority="39" w:unhideWhenUsed="1"/>
-    <w:lsdException w:name="toc 5" w:semiHidden="1" w:uiPriority="39" w:unhideWhenUsed="1"/>
-    <w:lsdException w:name="toc 6" w:semiHidden="1" w:uiPriority="39" w:unhideWhenUsed="1"/>
-    <w:lsdException w:name="toc 7" w:semiHidden="1" w:uiPriority="39" w:unhideWhenUsed="1"/>
-    <w:lsdException w:name="toc 8" w:semiHidden="1" w:uiPriority="39" w:unhideWhenUsed="1"/>
-    <w:lsdException w:name="toc 9" w:semiHidden="1" w:uiPriority="39" w:unhideWhenUsed="1"/>
-    <w:lsdException w:name="Normal Indent" w:semiHidden="1" w:unhideWhenUsed="1"/>
-    <w:lsdException w:name="footnote text" w:semiHidden="1" w:unhideWhenUsed="1"/>
-    <w:lsdException w:name="annotation text" w:semiHidden="1" w:unhideWhenUsed="1"/>
-    <w:lsdException w:name="header" w:semiHidden="1" w:unhideWhenUsed="1"/>
-    <w:lsdException w:name="footer" w:semiHidden="1" w:unhideWhenUsed="1"/>
-    <w:lsdException w:name="index heading" w:semiHidden="1" w:unhideWhenUsed="1"/>
-    <w:lsdException w:name="caption" w:semiHidden="1" w:uiPriority="35" w:unhideWhenUsed="1" w:qFormat="1"/>
-    <w:lsdException w:name="table of figures" w:semiHidden="1" w:unhideWhenUsed="1"/>
-    <w:lsdException w:name="envelope address" w:semiHidden="1" w:unhideWhenUsed="1"/>
-    <w:lsdException w:name="envelope return" w:semiHidden="1" w:unhideWhenUsed="1"/>
-    <w:lsdException w:name="footnote reference" w:semiHidden="1" w:unhideWhenUsed="1"/>
-    <w:lsdException w:name="annotation reference" w:semiHidden="1" w:unhideWhenUsed="1"/>
-    <w:lsdException w:name="line number" w:semiHidden="1" w:unhideWhenUsed="1"/>
-    <w:lsdException w:name="page number" w:semiHidden="1" w:unhideWhenUsed="1"/>
-    <w:lsdException w:name="endnote reference" w:semiHidden="1" w:unhideWhenUsed="1"/>
-    <w:lsdException w:name="endnote text" w:semiHidden="1" w:unhideWhenUsed="1"/>
-    <w:lsdException w:name="table of authorities" w:semiHidden="1" w:unhideWhenUsed="1"/>
-    <w:lsdException w:name="macro" w:semiHidden="1" w:unhideWhenUsed="1"/>
-    <w:lsdException w:name="toa heading" w:semiHidden="1" w:unhideWhenUsed="1"/>
-    <w:lsdException w:name="List" w:semiHidden="1" w:unhideWhenUsed="1"/>
-    <w:lsdException w:name="List Bullet" w:semiHidden="1" w:unhideWhenUsed="1"/>
-    <w:lsdException w:name="List Number" w:semiHidden="1" w:unhideWhenUsed="1"/>
-    <w:lsdException w:name="List 2" w:semiHidden="1" w:unhideWhenUsed="1"/>
-    <w:lsdException w:name="List 3" w:semiHidden="1" w:unhideWhenUsed="1"/>
-    <w:lsdException w:name="List 4" w:semiHidden="1" w:unhideWhenUsed="1"/>
-    <w:lsdException w:name="List 5" w:semiHidden="1" w:unhideWhenUsed="1"/>
-    <w:lsdException w:name="List Bullet 2" w:semiHidden="1" w:unhideWhenUsed="1"/>
-    <w:lsdException w:name="List Bullet 3" w:semiHidden="1" w:unhideWhenUsed="1"/>
-    <w:lsdException w:name="List Bullet 4" w:semiHidden="1" w:unhideWhenUsed="1"/>
-    <w:lsdException w:name="List Bullet 5" w:semiHidden="1" w:unhideWhenUsed="1"/>
-    <w:lsdException w:name="List Number 2" w:semiHidden="1" w:unhideWhenUsed="1"/>
-    <w:lsdException w:name="List Number 3" w:semiHidden="1" w:unhideWhenUsed="1"/>
-    <w:lsdException w:name="List Number 4" w:semiHidden="1" w:unhideWhenUsed="1"/>
-    <w:lsdException w:name="List Number 5" w:semiHidden="1" w:unhideWhenUsed="1"/>
-    <w:lsdException w:name="Title" w:uiPriority="10" w:qFormat="1"/>
-    <w:lsdException w:name="Closing" w:semiHidden="1" w:unhideWhenUsed="1"/>
-    <w:lsdException w:name="Signature" w:semiHidden="1" w:unhideWhenUsed="1"/>
-    <w:lsdException w:name="Default Paragraph Font" w:semiHidden="1" w:uiPriority="1" w:unhideWhenUsed="1"/>
-    <w:lsdException w:name="Body Text" w:semiHidden="1" w:unhideWhenUsed="1"/>
-    <w:lsdException w:name="Body Text Indent" w:semiHidden="1" w:unhideWhenUsed="1"/>
-    <w:lsdException w:name="List Continue" w:semiHidden="1" w:unhideWhenUsed="1"/>
-    <w:lsdException w:name="List Continue 2" w:semiHidden="1" w:unhideWhenUsed="1"/>
-    <w:lsdException w:name="List Continue 3" w:semiHidden="1" w:unhideWhenUsed="1"/>
-    <w:lsdException w:name="List Continue 4" w:semiHidden="1" w:unhideWhenUsed="1"/>
-    <w:lsdException w:name="List Continue 5" w:semiHidden="1" w:unhideWhenUsed="1"/>
-    <w:lsdException w:name="Message Header" w:semiHidden="1" w:unhideWhenUsed="1"/>
-    <w:lsdException w:name="Subtitle" w:uiPriority="11" w:qFormat="1"/>
-    <w:lsdException w:name="Salutation" w:semiHidden="1" w:unhideWhenUsed="1"/>
-    <w:lsdException w:name="Date" w:semiHidden="1" w:unhideWhenUsed="1"/>
-    <w:lsdException w:name="Body Text First Indent" w:semiHidden="1" w:unhideWhenUsed="1"/>
-    <w:lsdException w:name="Body Text First Indent 2" w:semiHidden="1" w:unhideWhenUsed="1"/>
-    <w:lsdException w:name="Note Heading" w:semiHidden="1" w:unhideWhenUsed="1"/>
-    <w:lsdException w:name="Body Text 2" w:semiHidden="1" w:unhideWhenUsed="1"/>
-    <w:lsdException w:name="Body Text 3" w:semiHidden="1" w:unhideWhenUsed="1"/>
-    <w:lsdException w:name="Body Text Indent 2" w:semiHidden="1" w:unhideWhenUsed="1"/>
-    <w:lsdException w:name="Body Text Indent 3" w:semiHidden="1" w:unhideWhenUsed="1"/>
-    <w:lsdException w:name="Block Text" w:semiHidden="1" w:unhideWhenUsed="1"/>
-    <w:lsdException w:name="Hyperlink" w:semiHidden="1" w:unhideWhenUsed="1"/>
-    <w:lsdException w:name="FollowedHyperlink" w:semiHidden="1" w:unhideWhenUsed="1"/>
-    <w:lsdException w:name="Strong" w:uiPriority="22" w:qFormat="1"/>
-    <w:lsdException w:name="Emphasis" w:uiPriority="20" w:qFormat="1"/>
-    <w:lsdException w:name="Document Map" w:semiHidden="1" w:unhideWhenUsed="1"/>
-    <w:lsdException w:name="Plain Text" w:semiHidden="1" w:unhideWhenUsed="1"/>
-    <w:lsdException w:name="E-mail Signature" w:semiHidden="1" w:unhideWhenUsed="1"/>
-    <w:lsdException w:name="HTML Top of Form" w:semiHidden="1" w:unhideWhenUsed="1"/>
-    <w:lsdException w:name="HTML Bottom of Form" w:semiHidden="1" w:unhideWhenUsed="1"/>
-    <w:lsdException w:name="Normal (Web)" w:semiHidden="1" w:unhideWhenUsed="1"/>
-    <w:lsdException w:name="HTML Acronym" w:semiHidden="1" w:unhideWhenUsed="1"/>
-    <w:lsdException w:name="HTML Address" w:semiHidden="1" w:unhideWhenUsed="1"/>
-    <w:lsdException w:name="HTML Cite" w:semiHidden="1" w:unhideWhenUsed="1"/>
-    <w:lsdException w:name="HTML Code" w:semiHidden="1" w:unhideWhenUsed="1"/>
-    <w:lsdException w:name="HTML Definition" w:semiHidden="1" w:unhideWhenUsed="1"/>
-    <w:lsdException w:name="HTML Keyboard" w:semiHidden="1" w:unhideWhenUsed="1"/>
-    <w:lsdException w:name="HTML Preformatted" w:semiHidden="1" w:unhideWhenUsed="1"/>
-    <w:lsdException w:name="HTML Sample" w:semiHidden="1" w:unhideWhenUsed="1"/>
-    <w:lsdException w:name="HTML Typewriter" w:semiHidden="1" w:unhideWhenUsed="1"/>
-    <w:lsdException w:name="HTML Variable" w:semiHidden="1" w:unhideWhenUsed="1"/>
-    <w:lsdException w:name="Normal Table" w:semiHidden="1" w:unhideWhenUsed="1"/>
-    <w:lsdException w:name="annotation subject" w:semiHidden="1" w:unhideWhenUsed="1"/>
-    <w:lsdException w:name="No List" w:semiHidden="1" w:unhideWhenUsed="1"/>
-    <w:lsdException w:name="Outline List 1" w:semiHidden="1" w:unhideWhenUsed="1"/>
-    <w:lsdException w:name="Outline List 2" w:semiHidden="1" w:unhideWhenUsed="1"/>
-    <w:lsdException w:name="Outline List 3" w:semiHidden="1" w:unhideWhenUsed="1"/>
-    <w:lsdException w:name="Table Simple 1" w:semiHidden="1" w:unhideWhenUsed="1"/>
-    <w:lsdException w:name="Table Simple 2" w:semiHidden="1" w:unhideWhenUsed="1"/>
-    <w:lsdException w:name="Table Simple 3" w:semiHidden="1" w:unhideWhenUsed="1"/>
-    <w:lsdException w:name="Table Classic 1" w:semiHidden="1" w:unhideWhenUsed="1"/>
-    <w:lsdException w:name="Table Classic 2" w:semiHidden="1" w:unhideWhenUsed="1"/>
-    <w:lsdException w:name="Table Classic 3" w:semiHidden="1" w:unhideWhenUsed="1"/>
-    <w:lsdException w:name="Table Classic 4" w:semiHidden="1" w:unhideWhenUsed="1"/>
-    <w:lsdException w:name="Table Colorful 1" w:semiHidden="1" w:unhideWhenUsed="1"/>
-    <w:lsdException w:name="Table Colorful 2" w:semiHidden="1" w:unhideWhenUsed="1"/>
-    <w:lsdException w:name="Table Colorful 3" w:semiHidden="1" w:unhideWhenUsed="1"/>
-    <w:lsdException w:name="Table Columns 1" w:semiHidden="1" w:unhideWhenUsed="1"/>
-    <w:lsdException w:name="Table Columns 2" w:semiHidden="1" w:unhideWhenUsed="1"/>
-    <w:lsdException w:name="Table Columns 3" w:semiHidden="1" w:unhideWhenUsed="1"/>
-    <w:lsdException w:name="Table Columns 4" w:semiHidden="1" w:unhideWhenUsed="1"/>
-    <w:lsdException w:name="Table Columns 5" w:semiHidden="1" w:unhideWhenUsed="1"/>
-    <w:lsdException w:name="Table Grid 1" w:semiHidden="1" w:unhideWhenUsed="1"/>
-    <w:lsdException w:name="Table Grid 2" w:semiHidden="1" w:unhideWhenUsed="1"/>
-    <w:lsdException w:name="Table Grid 3" w:semiHidden="1" w:unhideWhenUsed="1"/>
-    <w:lsdException w:name="Table Grid 4" w:semiHidden="1" w:unhideWhenUsed="1"/>
-    <w:lsdException w:name="Table Grid 5" w:semiHidden="1" w:unhideWhenUsed="1"/>
-    <w:lsdException w:name="Table Grid 6" w:semiHidden="1" w:unhideWhenUsed="1"/>
-    <w:lsdException w:name="Table Grid 7" w:semiHidden="1" w:unhideWhenUsed="1"/>
-    <w:lsdException w:name="Table Grid 8" w:semiHidden="1" w:unhideWhenUsed="1"/>
-    <w:lsdException w:name="Table List 1" w:semiHidden="1" w:unhideWhenUsed="1"/>
-    <w:lsdException w:name="Table List 2" w:semiHidden="1" w:unhideWhenUsed="1"/>
-    <w:lsdException w:name="Table List 3" w:semiHidden="1" w:unhideWhenUsed="1"/>
-    <w:lsdException w:name="Table List 4" w:semiHidden="1" w:unhideWhenUsed="1"/>
-    <w:lsdException w:name="Table List 5" w:semiHidden="1" w:unhideWhenUsed="1"/>
-    <w:lsdException w:name="Table List 6" w:semiHidden="1" w:unhideWhenUsed="1"/>
-    <w:lsdException w:name="Table List 7" w:semiHidden="1" w:unhideWhenUsed="1"/>
-    <w:lsdException w:name="Table List 8" w:semiHidden="1" w:unhideWhenUsed="1"/>
-    <w:lsdException w:name="Table 3D effects 1" w:semiHidden="1" w:unhideWhenUsed="1"/>
-    <w:lsdException w:name="Table 3D effects 2" w:semiHidden="1" w:unhideWhenUsed="1"/>
-    <w:lsdException w:name="Table 3D effects 3" w:semiHidden="1" w:unhideWhenUsed="1"/>
-    <w:lsdException w:name="Table Contemporary" w:semiHidden="1" w:unhideWhenUsed="1"/>
-    <w:lsdException w:name="Table Elegant" w:semiHidden="1" w:unhideWhenUsed="1"/>
-    <w:lsdException w:name="Table Professional" w:semiHidden="1" w:unhideWhenUsed="1"/>
-    <w:lsdException w:name="Table Subtle 1" w:semiHidden="1" w:unhideWhenUsed="1"/>
-    <w:lsdException w:name="Table Subtle 2" w:semiHidden="1" w:unhideWhenUsed="1"/>
-    <w:lsdException w:name="Table Web 1" w:semiHidden="1" w:unhideWhenUsed="1"/>
-    <w:lsdException w:name="Table Web 2" w:semiHidden="1" w:unhideWhenUsed="1"/>
-    <w:lsdException w:name="Table Web 3" w:semiHidden="1" w:unhideWhenUsed="1"/>
-    <w:lsdException w:name="Balloon Text" w:semiHidden="1" w:unhideWhenUsed="1"/>
-    <w:lsdException w:name="Table Grid" w:uiPriority="39"/>
-    <w:lsdException w:name="Table Theme" w:semiHidden="1" w:unhideWhenUsed="1"/>
-    <w:lsdException w:name="Placeholder Text" w:semiHidden="1"/>
-    <w:lsdException w:name="No Spacing" w:uiPriority="1" w:qFormat="1"/>
-    <w:lsdException w:name="Light Shading" w:uiPriority="60"/>
-    <w:lsdException w:name="Light List" w:uiPriority="61"/>
-    <w:lsdException w:name="Light Grid" w:uiPriority="62"/>
-    <w:lsdException w:name="Medium Shading 1" w:uiPriority="63"/>
-    <w:lsdException w:name="Medium Shading 2" w:uiPriority="64"/>
-    <w:lsdException w:name="Medium List 1" w:uiPriority="65"/>
-    <w:lsdException w:name="Medium List 2" w:uiPriority="66"/>
-    <w:lsdException w:name="Medium Grid 1" w:uiPriority="67"/>
-    <w:lsdException w:name="Medium Grid 2" w:uiPriority="68"/>
-    <w:lsdException w:name="Medium Grid 3" w:uiPriority="69"/>
-    <w:lsdException w:name="Dark List" w:uiPriority="70"/>
-    <w:lsdException w:name="Colorful Shading" w:uiPriority="71"/>
-    <w:lsdException w:name="Colorful List" w:uiPriority="72"/>
-    <w:lsdException w:name="Colorful Grid" w:uiPriority="73"/>
-    <w:lsdException w:name="Light Shading Accent 1" w:uiPriority="60"/>
-    <w:lsdException w:name="Light List Accent 1" w:uiPriority="61"/>
-    <w:lsdException w:name="Light Grid Accent 1" w:uiPriority="62"/>
-    <w:lsdException w:name="Medium Shading 1 Accent 1" w:uiPriority="63"/>
-    <w:lsdException w:name="Medium Shading 2 Accent 1" w:uiPriority="64"/>
-    <w:lsdException w:name="Medium List 1 Accent 1" w:uiPriority="65"/>
-    <w:lsdException w:name="Revision" w:semiHidden="1"/>
-    <w:lsdException w:name="List Paragraph" w:uiPriority="34" w:qFormat="1"/>
-    <w:lsdException w:name="Quote" w:uiPriority="29" w:qFormat="1"/>
-    <w:lsdException w:name="Intense Quote" w:uiPriority="30" w:qFormat="1"/>
-    <w:lsdException w:name="Medium List 2 Accent 1" w:uiPriority="66"/>
-    <w:lsdException w:name="Medium Grid 1 Accent 1" w:uiPriority="67"/>
-    <w:lsdException w:name="Medium Grid 2 Accent 1" w:uiPriority="68"/>
-    <w:lsdException w:name="Medium Grid 3 Accent 1" w:uiPriority="69"/>
-    <w:lsdException w:name="Dark List Accent 1" w:uiPriority="70"/>
-    <w:lsdException w:name="Colorful Shading Accent 1" w:uiPriority="71"/>
-    <w:lsdException w:name="Colorful List Accent 1" w:uiPriority="72"/>
-    <w:lsdException w:name="Colorful Grid Accent 1" w:uiPriority="73"/>
-    <w:lsdException w:name="Light Shading Accent 2" w:uiPriority="60"/>
-    <w:lsdException w:name="Light List Accent 2" w:uiPriority="61"/>
-    <w:lsdException w:name="Light Grid Accent 2" w:uiPriority="62"/>
-    <w:lsdException w:name="Medium Shading 1 Accent 2" w:uiPriority="63"/>
-    <w:lsdException w:name="Medium Shading 2 Accent 2" w:uiPriority="64"/>
-    <w:lsdException w:name="Medium List 1 Accent 2" w:uiPriority="65"/>
-    <w:lsdException w:name="Medium List 2 Accent 2" w:uiPriority="66"/>
-    <w:lsdException w:name="Medium Grid 1 Accent 2" w:uiPriority="67"/>
-    <w:lsdException w:name="Medium Grid 2 Accent 2" w:uiPriority="68"/>
-    <w:lsdException w:name="Medium Grid 3 Accent 2" w:uiPriority="69"/>
-    <w:lsdException w:name="Dark List Accent 2" w:uiPriority="70"/>
-    <w:lsdException w:name="Colorful Shading Accent 2" w:uiPriority="71"/>
-    <w:lsdException w:name="Colorful List Accent 2" w:uiPriority="72"/>
-    <w:lsdException w:name="Colorful Grid Accent 2" w:uiPriority="73"/>
-    <w:lsdException w:name="Light Shading Accent 3" w:uiPriority="60"/>
-    <w:lsdException w:name="Light List Accent 3" w:uiPriority="61"/>
-    <w:lsdException w:name="Light Grid Accent 3" w:uiPriority="62"/>
-    <w:lsdException w:name="Medium Shading 1 Accent 3" w:uiPriority="63"/>
-    <w:lsdException w:name="Medium Shading 2 Accent 3" w:uiPriority="64"/>
-    <w:lsdException w:name="Medium List 1 Accent 3" w:uiPriority="65"/>
-    <w:lsdException w:name="Medium List 2 Accent 3" w:uiPriority="66"/>
-    <w:lsdException w:name="Medium Grid 1 Accent 3" w:uiPriority="67"/>
-    <w:lsdException w:name="Medium Grid 2 Accent 3" w:uiPriority="68"/>
-    <w:lsdException w:name="Medium Grid 3 Accent 3" w:uiPriority="69"/>
-    <w:lsdException w:name="Dark List Accent 3" w:uiPriority="70"/>
-    <w:lsdException w:name="Colorful Shading Accent 3" w:uiPriority="71"/>
-    <w:lsdException w:name="Colorful List Accent 3" w:uiPriority="72"/>
-    <w:lsdException w:name="Colorful Grid Accent 3" w:uiPriority="73"/>
-    <w:lsdException w:name="Light Shading Accent 4" w:uiPriority="60"/>
-    <w:lsdException w:name="Light List Accent 4" w:uiPriority="61"/>
-    <w:lsdException w:name="Light Grid Accent 4" w:uiPriority="62"/>
-    <w:lsdException w:name="Medium Shading 1 Accent 4" w:uiPriority="63"/>
-    <w:lsdException w:name="Medium Shading 2 Accent 4" w:uiPriority="64"/>
-    <w:lsdException w:name="Medium List 1 Accent 4" w:uiPriority="65"/>
-    <w:lsdException w:name="Medium List 2 Accent 4" w:uiPriority="66"/>
-    <w:lsdException w:name="Medium Grid 1 Accent 4" w:uiPriority="67"/>
-    <w:lsdException w:name="Medium Grid 2 Accent 4" w:uiPriority="68"/>
-    <w:lsdException w:name="Medium Grid 3 Accent 4" w:uiPriority="69"/>
-    <w:lsdException w:name="Dark List Accent 4" w:uiPriority="70"/>
-    <w:lsdException w:name="Colorful Shading Accent 4" w:uiPriority="71"/>
-    <w:lsdException w:name="Colorful List Accent 4" w:uiPriority="72"/>
-    <w:lsdException w:name="Colorful Grid Accent 4" w:uiPriority="73"/>
-    <w:lsdException w:name="Light Shading Accent 5" w:uiPriority="60"/>
-    <w:lsdException w:name="Light List Accent 5" w:uiPriority="61"/>
-    <w:lsdException w:name="Light Grid Accent 5" w:uiPriority="62"/>
-    <w:lsdException w:name="Medium Shading 1 Accent 5" w:uiPriority="63"/>
-    <w:lsdException w:name="Medium Shading 2 Accent 5" w:uiPriority="64"/>
-    <w:lsdException w:name="Medium List 1 Accent 5" w:uiPriority="65"/>
-    <w:lsdException w:name="Medium List 2 Accent 5" w:uiPriority="66"/>
-    <w:lsdException w:name="Medium Grid 1 Accent 5" w:uiPriority="67"/>
-    <w:lsdException w:name="Medium Grid 2 Accent 5" w:uiPriority="68"/>
-    <w:lsdException w:name="Medium Grid 3 Accent 5" w:uiPriority="69"/>
-    <w:lsdException w:name="Dark List Accent 5" w:uiPriority="70"/>
-    <w:lsdException w:name="Colorful Shading Accent 5" w:uiPriority="71"/>
-    <w:lsdException w:name="Colorful List Accent 5" w:uiPriority="72"/>
-    <w:lsdException w:name="Colorful Grid Accent 5" w:uiPriority="73"/>
-    <w:lsdException w:name="Light Shading Accent 6" w:uiPriority="60"/>
-    <w:lsdException w:name="Light List Accent 6" w:uiPriority="61"/>
-    <w:lsdException w:name="Light Grid Accent 6" w:uiPriority="62"/>
-    <w:lsdException w:name="Medium Shading 1 Accent 6" w:uiPriority="63"/>
-    <w:lsdException w:name="Medium Shading 2 Accent 6" w:uiPriority="64"/>
-    <w:lsdException w:name="Medium List 1 Accent 6" w:uiPriority="65"/>
-    <w:lsdException w:name="Medium List 2 Accent 6" w:uiPriority="66"/>
-    <w:lsdException w:name="Medium Grid 1 Accent 6" w:uiPriority="67"/>
-    <w:lsdException w:name="Medium Grid 2 Accent 6" w:uiPriority="68"/>
-    <w:lsdException w:name="Medium Grid 3 Accent 6" w:uiPriority="69"/>
-    <w:lsdException w:name="Dark List Accent 6" w:uiPriority="70"/>
-    <w:lsdException w:name="Colorful Shading Accent 6" w:uiPriority="71"/>
-    <w:lsdException w:name="Colorful List Accent 6" w:uiPriority="72"/>
-    <w:lsdException w:name="Colorful Grid Accent 6" w:uiPriority="73"/>
-    <w:lsdException w:name="Subtle Emphasis" w:uiPriority="19" w:qFormat="1"/>
-    <w:lsdException w:name="Intense Emphasis" w:uiPriority="21" w:qFormat="1"/>
-    <w:lsdException w:name="Subtle Reference" w:uiPriority="31" w:qFormat="1"/>
-    <w:lsdException w:name="Intense Reference" w:uiPriority="32" w:qFormat="1"/>
-    <w:lsdException w:name="Book Title" w:uiPriority="33" w:qFormat="1"/>
-    <w:lsdException w:name="Bibliography" w:semiHidden="1" w:uiPriority="37" w:unhideWhenUsed="1"/>
-    <w:lsdException w:name="TOC Heading" w:semiHidden="1" w:uiPriority="39" w:unhideWhenUsed="1" w:qFormat="1"/>
-    <w:lsdException w:name="Plain Table 1" w:uiPriority="41"/>
-    <w:lsdException w:name="Plain Table 2" w:uiPriority="42"/>
-    <w:lsdException w:name="Plain Table 3" w:uiPriority="43"/>
-    <w:lsdException w:name="Plain Table 4" w:uiPriority="44"/>
-    <w:lsdException w:name="Plain Table 5" w:uiPriority="45"/>
-    <w:lsdException w:name="Grid Table Light" w:uiPriority="40"/>
-    <w:lsdException w:name="Grid Table 1 Light" w:uiPriority="46"/>
-    <w:lsdException w:name="Grid Table 2" w:uiPriority="47"/>
-    <w:lsdException w:name="Grid Table 3" w:uiPriority="48"/>
-    <w:lsdException w:name="Grid Table 4" w:uiPriority="49"/>
-    <w:lsdException w:name="Grid Table 5 Dark" w:uiPriority="50"/>
-    <w:lsdException w:name="Grid Table 6 Colorful" w:uiPriority="51"/>
-    <w:lsdException w:name="Grid Table 7 Colorful" w:uiPriority="52"/>
-    <w:lsdException w:name="Grid Table 1 Light Accent 1" w:uiPriority="46"/>
-    <w:lsdException w:name="Grid Table 2 Accent 1" w:uiPriority="47"/>
-    <w:lsdException w:name="Grid Table 3 Accent 1" w:uiPriority="48"/>
-    <w:lsdException w:name="Grid Table 4 Accent 1" w:uiPriority="49"/>
-    <w:lsdException w:name="Grid Table 5 Dark Accent 1" w:uiPriority="50"/>
-    <w:lsdException w:name="Grid Table 6 Colorful Accent 1" w:uiPriority="51"/>
-    <w:lsdException w:name="Grid Table 7 Colorful Accent 1" w:uiPriority="52"/>
-    <w:lsdException w:name="Grid Table 1 Light Accent 2" w:uiPriority="46"/>
-    <w:lsdException w:name="Grid Table 2 Accent 2" w:uiPriority="47"/>
-    <w:lsdException w:name="Grid Table 3 Accent 2" w:uiPriority="48"/>
-    <w:lsdException w:name="Grid Table 4 Accent 2" w:uiPriority="49"/>
-    <w:lsdException w:name="Grid Table 5 Dark Accent 2" w:uiPriority="50"/>
-    <w:lsdException w:name="Grid Table 6 Colorful Accent 2" w:uiPriority="51"/>
-    <w:lsdException w:name="Grid Table 7 Colorful Accent 2" w:uiPriority="52"/>
-    <w:lsdException w:name="Grid Table 1 Light Accent 3" w:uiPriority="46"/>
-    <w:lsdException w:name="Grid Table 2 Accent 3" w:uiPriority="47"/>
-    <w:lsdException w:name="Grid Table 3 Accent 3" w:uiPriority="48"/>
-    <w:lsdException w:name="Grid Table 4 Accent 3" w:uiPriority="49"/>
-    <w:lsdException w:name="Grid Table 5 Dark Accent 3" w:uiPriority="50"/>
-    <w:lsdException w:name="Grid Table 6 Colorful Accent 3" w:uiPriority="51"/>
-    <w:lsdException w:name="Grid Table 7 Colorful Accent 3" w:uiPriority="52"/>
-    <w:lsdException w:name="Grid Table 1 Light Accent 4" w:uiPriority="46"/>
-    <w:lsdException w:name="Grid Table 2 Accent 4" w:uiPriority="47"/>
-    <w:lsdException w:name="Grid Table 3 Accent 4" w:uiPriority="48"/>
-    <w:lsdException w:name="Grid Table 4 Accent 4" w:uiPriority="49"/>
-    <w:lsdException w:name="Grid Table 5 Dark Accent 4" w:uiPriority="50"/>
-    <w:lsdException w:name="Grid Table 6 Colorful Accent 4" w:uiPriority="51"/>
-    <w:lsdException w:name="Grid Table 7 Colorful Accent 4" w:uiPriority="52"/>
-    <w:lsdException w:name="Grid Table 1 Light Accent 5" w:uiPriority="46"/>
-    <w:lsdException w:name="Grid Table 2 Accent 5" w:uiPriority="47"/>
-    <w:lsdException w:name="Grid Table 3 Accent 5" w:uiPriority="48"/>
-    <w:lsdException w:name="Grid Table 4 Accent 5" w:uiPriority="49"/>
-    <w:lsdException w:name="Grid Table 5 Dark Accent 5" w:uiPriority="50"/>
-    <w:lsdException w:name="Grid Table 6 Colorful Accent 5" w:uiPriority="51"/>
-    <w:lsdException w:name="Grid Table 7 Colorful Accent 5" w:uiPriority="52"/>
-    <w:lsdException w:name="Grid Table 1 Light Accent 6" w:uiPriority="46"/>
-    <w:lsdException w:name="Grid Table 2 Accent 6" w:uiPriority="47"/>
-    <w:lsdException w:name="Grid Table 3 Accent 6" w:uiPriority="48"/>
-    <w:lsdException w:name="Grid Table 4 Accent 6" w:uiPriority="49"/>
-    <w:lsdException w:name="Grid Table 5 Dark Accent 6" w:uiPriority="50"/>
-    <w:lsdException w:name="Grid Table 6 Colorful Accent 6" w:uiPriority="51"/>
-    <w:lsdException w:name="Grid Table 7 Colorful Accent 6" w:uiPriority="52"/>
-    <w:lsdException w:name="List Table 1 Light" w:uiPriority="46"/>
-    <w:lsdException w:name="List Table 2" w:uiPriority="47"/>
-    <w:lsdException w:name="List Table 3" w:uiPriority="48"/>
-    <w:lsdException w:name="List Table 4" w:uiPriority="49"/>
-    <w:lsdException w:name="List Table 5 Dark" w:uiPriority="50"/>
-    <w:lsdException w:name="List Table 6 Colorful" w:uiPriority="51"/>
-    <w:lsdException w:name="List Table 7 Colorful" w:uiPriority="52"/>
-    <w:lsdException w:name="List Table 1 Light Accent 1" w:uiPriority="46"/>
-    <w:lsdException w:name="List Table 2 Accent 1" w:uiPriority="47"/>
-    <w:lsdException w:name="List Table 3 Accent 1" w:uiPriority="48"/>
-    <w:lsdException w:name="List Table 4 Accent 1" w:uiPriority="49"/>
-    <w:lsdException w:name="List Table 5 Dark Accent 1" w:uiPriority="50"/>
-    <w:lsdException w:name="List Table 6 Colorful Accent 1" w:uiPriority="51"/>
-    <w:lsdException w:name="List Table 7 Colorful Accent 1" w:uiPriority="52"/>
-    <w:lsdException w:name="List Table 1 Light Accent 2" w:uiPriority="46"/>
-    <w:lsdException w:name="List Table 2 Accent 2" w:uiPriority="47"/>
-    <w:lsdException w:name="List Table 3 Accent 2" w:uiPriority="48"/>
-    <w:lsdException w:name="List Table 4 Accent 2" w:uiPriority="49"/>
-    <w:lsdException w:name="List Table 5 Dark Accent 2" w:uiPriority="50"/>
-    <w:lsdException w:name="List Table 6 Colorful Accent 2" w:uiPriority="51"/>
-    <w:lsdException w:name="List Table 7 Colorful Accent 2" w:uiPriority="52"/>
-    <w:lsdException w:name="List Table 1 Light Accent 3" w:uiPriority="46"/>
-    <w:lsdException w:name="List Table 2 Accent 3" w:uiPriority="47"/>
-    <w:lsdException w:name="List Table 3 Accent 3" w:uiPriority="48"/>
-    <w:lsdException w:name="List Table 4 Accent 3" w:uiPriority="49"/>
-    <w:lsdException w:name="List Table 5 Dark Accent 3" w:uiPriority="50"/>
-    <w:lsdException w:name="List Table 6 Colorful Accent 3" w:uiPriority="51"/>
-    <w:lsdException w:name="List Table 7 Colorful Accent 3" w:uiPriority="52"/>
-    <w:lsdException w:name="List Table 1 Light Accent 4" w:uiPriority="46"/>
-    <w:lsdException w:name="List Table 2 Accent 4" w:uiPriority="47"/>
-    <w:lsdException w:name="List Table 3 Accent 4" w:uiPriority="48"/>
-    <w:lsdException w:name="List Table 4 Accent 4" w:uiPriority="49"/>
-    <w:lsdException w:name="List Table 5 Dark Accent 4" w:uiPriority="50"/>
-    <w:lsdException w:name="List Table 6 Colorful Accent 4" w:uiPriority="51"/>
-    <w:lsdException w:name="List Table 7 Colorful Accent 4" w:uiPriority="52"/>
-    <w:lsdException w:name="List Table 1 Light Accent 5" w:uiPriority="46"/>
-    <w:lsdException w:name="List Table 2 Accent 5" w:uiPriority="47"/>
-    <w:lsdException w:name="List Table 3 Accent 5" w:uiPriority="48"/>
-    <w:lsdException w:name="List Table 4 Accent 5" w:uiPriority="49"/>
-    <w:lsdException w:name="List Table 5 Dark Accent 5" w:uiPriority="50"/>
-    <w:lsdException w:name="List Table 6 Colorful Accent 5" w:uiPriority="51"/>
-    <w:lsdException w:name="List Table 7 Colorful Accent 5" w:uiPriority="52"/>
-    <w:lsdException w:name="List Table 1 Light Accent 6" w:uiPriority="46"/>
-    <w:lsdException w:name="List Table 2 Accent 6" w:uiPriority="47"/>
-    <w:lsdException w:name="List Table 3 Accent 6" w:uiPriority="48"/>
-    <w:lsdException w:name="List Table 4 Accent 6" w:uiPriority="49"/>
-    <w:lsdException w:name="List Table 5 Dark Accent 6" w:uiPriority="50"/>
-    <w:lsdException w:name="List Table 6 Colorful Accent 6" w:uiPriority="51"/>
-    <w:lsdException w:name="List Table 7 Colorful Accent 6" w:uiPriority="52"/>
-    <w:lsdException w:name="Mention" w:semiHidden="1" w:unhideWhenUsed="1"/>
-    <w:lsdException w:name="Smart Hyperlink" w:semiHidden="1" w:unhideWhenUsed="1"/>
-    <w:lsdException w:name="Hashtag" w:semiHidden="1" w:unhideWhenUsed="1"/>
-    <w:lsdException w:name="Unresolved Mention" w:semiHidden="1" w:unhideWhenUsed="1"/>
-    <w:lsdException w:name="Smart Link" w:semiHidden="1" w:unhideWhenUsed="1"/>
-  </w:latentStyles>
-  <w:style w:type="paragraph" w:default="1" w:styleId="Normal">
-    <w:name w:val="Normal"/>
-    <w:qFormat/>
-  </w:style>
-  <w:style w:type="character" w:default="1" w:styleId="DefaultParagraphFont">
-    <w:name w:val="Default Paragraph Font"/>
-    <w:uiPriority w:val="1"/>
-    <w:semiHidden/>
-    <w:unhideWhenUsed/>
-  </w:style>
-  <w:style w:type="table" w:default="1" w:styleId="TableNormal">
-    <w:name w:val="Normal Table"/>
-    <w:uiPriority w:val="99"/>
-    <w:semiHidden/>
-    <w:unhideWhenUsed/>
-    <w:tblPr>
-      <w:tblInd w:w="0" w:type="dxa"/>
-      <w:tblCellMar>
-        <w:top w:w="0" w:type="dxa"/>
-        <w:left w:w="108" w:type="dxa"/>
-        <w:bottom w:w="0" w:type="dxa"/>
-        <w:right w:w="108" w:type="dxa"/>
-      </w:tblCellMar>
-    </w:tblPr>
-  </w:style>
-  <w:style w:type="numbering" w:default="1" w:styleId="NoList">
-    <w:name w:val="No List"/>
-    <w:uiPriority w:val="99"/>
-    <w:semiHidden/>
-    <w:unhideWhenUsed/>
-  </w:style>
-  <w:style w:type="character" w:styleId="PlaceholderText">
-    <w:name w:val="Placeholder Text"/>
-    <w:basedOn w:val="DefaultParagraphFont"/>
-    <w:uiPriority w:val="99"/>
-    <w:semiHidden/>
-    <w:rsid w:val="009D32A6"/>
-    <w:rPr>
-      <w:color w:val="808080"/>
-    </w:rPr>
-  </w:style>
-  <w:style w:type="paragraph" w:customStyle="1" w:styleId="CECE6D0BECD7487F8C2E7294497A3A37">
-    <w:name w:val="CECE6D0BECD7487F8C2E7294497A3A37"/>
-    <w:rsid w:val="00F672FC"/>
-  </w:style>
-  <w:style w:type="paragraph" w:customStyle="1" w:styleId="949D7555A5CE47F7A6FBF4D178132FA3">
-    <w:name w:val="949D7555A5CE47F7A6FBF4D178132FA3"/>
-    <w:rsid w:val="00F672FC"/>
-  </w:style>
-  <w:style w:type="paragraph" w:customStyle="1" w:styleId="CECE6D0BECD7487F8C2E7294497A3A371">
-    <w:name w:val="CECE6D0BECD7487F8C2E7294497A3A371"/>
-    <w:rsid w:val="00F672FC"/>
-    <w:pPr>
-      <w:numPr>
-        <w:ilvl w:val="1"/>
-      </w:numPr>
-      <w:spacing w:after="0" w:line="240" w:lineRule="auto"/>
-    </w:pPr>
-    <w:rPr>
-      <w:sz w:val="56"/>
-    </w:rPr>
-  </w:style>
-  <w:style w:type="paragraph" w:customStyle="1" w:styleId="949D7555A5CE47F7A6FBF4D178132FA31">
-    <w:name w:val="949D7555A5CE47F7A6FBF4D178132FA31"/>
-    <w:rsid w:val="00F672FC"/>
-    <w:pPr>
-      <w:spacing w:after="0" w:line="360" w:lineRule="auto"/>
-    </w:pPr>
-    <w:rPr>
-      <w:rFonts w:eastAsiaTheme="minorHAnsi"/>
-    </w:rPr>
-  </w:style>
-  <w:style w:type="paragraph" w:customStyle="1" w:styleId="D1D49437A7D5474C95154F52841CEAB5">
-    <w:name w:val="D1D49437A7D5474C95154F52841CEAB5"/>
-    <w:rsid w:val="00F672FC"/>
-  </w:style>
-  <w:style w:type="paragraph" w:customStyle="1" w:styleId="420E171AD4054EEC8DD8E395631011B9">
-    <w:name w:val="420E171AD4054EEC8DD8E395631011B9"/>
-    <w:rsid w:val="00F672FC"/>
-  </w:style>
-  <w:style w:type="paragraph" w:customStyle="1" w:styleId="8655D3304E7A4E538DC57FC9A169C255">
-    <w:name w:val="8655D3304E7A4E538DC57FC9A169C255"/>
-    <w:rsid w:val="00F672FC"/>
-  </w:style>
-  <w:style w:type="paragraph" w:customStyle="1" w:styleId="3CAFCA21BFC246A190CC0B28C93DD336">
-    <w:name w:val="3CAFCA21BFC246A190CC0B28C93DD336"/>
-    <w:rsid w:val="00F672FC"/>
-  </w:style>
-  <w:style w:type="paragraph" w:customStyle="1" w:styleId="055986A69E12499FADD3300F3F193A09">
-    <w:name w:val="055986A69E12499FADD3300F3F193A09"/>
-    <w:rsid w:val="00F672FC"/>
-  </w:style>
-  <w:style w:type="paragraph" w:customStyle="1" w:styleId="3CF3FDB230BB43C5AEBD5F72611468D9">
-    <w:name w:val="3CF3FDB230BB43C5AEBD5F72611468D9"/>
-    <w:rsid w:val="00F672FC"/>
-  </w:style>
-  <w:style w:type="paragraph" w:customStyle="1" w:styleId="CC455970FDA2464AB71C51476A35CF5C">
-    <w:name w:val="CC455970FDA2464AB71C51476A35CF5C"/>
-    <w:rsid w:val="00F672FC"/>
-  </w:style>
-  <w:style w:type="paragraph" w:customStyle="1" w:styleId="F557853A2BC6405497501A9A9B8D21FE">
-    <w:name w:val="F557853A2BC6405497501A9A9B8D21FE"/>
-    <w:rsid w:val="00F672FC"/>
-  </w:style>
-  <w:style w:type="paragraph" w:customStyle="1" w:styleId="2BC95123EB224ABF987DD8A994C849E7">
-    <w:name w:val="2BC95123EB224ABF987DD8A994C849E7"/>
-    <w:rsid w:val="00F672FC"/>
-  </w:style>
-  <w:style w:type="paragraph" w:customStyle="1" w:styleId="F9F4C253E14847549C12F1BED10C1E89">
-    <w:name w:val="F9F4C253E14847549C12F1BED10C1E89"/>
-    <w:rsid w:val="00F672FC"/>
-  </w:style>
-  <w:style w:type="paragraph" w:customStyle="1" w:styleId="B226712EA5714A409EFAD3EF24300346">
-    <w:name w:val="B226712EA5714A409EFAD3EF24300346"/>
-    <w:rsid w:val="00F672FC"/>
-  </w:style>
-  <w:style w:type="paragraph" w:customStyle="1" w:styleId="7CD81572F9454DD5B9BA37818F3D9114">
-    <w:name w:val="7CD81572F9454DD5B9BA37818F3D9114"/>
-    <w:rsid w:val="00F672FC"/>
-  </w:style>
-  <w:style w:type="paragraph" w:customStyle="1" w:styleId="F711AD5FD19A4F57A3A03BB41CA42299">
-    <w:name w:val="F711AD5FD19A4F57A3A03BB41CA42299"/>
-    <w:rsid w:val="00F672FC"/>
-  </w:style>
-  <w:style w:type="paragraph" w:customStyle="1" w:styleId="EF393DD114B440C6937D755537D4B3D9">
-    <w:name w:val="EF393DD114B440C6937D755537D4B3D9"/>
-    <w:rsid w:val="00F672FC"/>
-  </w:style>
-  <w:style w:type="paragraph" w:customStyle="1" w:styleId="CECE6D0BECD7487F8C2E7294497A3A372">
-    <w:name w:val="CECE6D0BECD7487F8C2E7294497A3A372"/>
-    <w:rsid w:val="00F672FC"/>
-    <w:pPr>
-      <w:numPr>
-        <w:ilvl w:val="1"/>
-      </w:numPr>
-      <w:spacing w:after="0" w:line="240" w:lineRule="auto"/>
-    </w:pPr>
-    <w:rPr>
-      <w:sz w:val="56"/>
-    </w:rPr>
-  </w:style>
-  <w:style w:type="paragraph" w:customStyle="1" w:styleId="949D7555A5CE47F7A6FBF4D178132FA32">
-    <w:name w:val="949D7555A5CE47F7A6FBF4D178132FA32"/>
-    <w:rsid w:val="00F672FC"/>
-    <w:pPr>
-      <w:spacing w:after="0" w:line="360" w:lineRule="auto"/>
-    </w:pPr>
-    <w:rPr>
-      <w:rFonts w:eastAsiaTheme="minorHAnsi"/>
-    </w:rPr>
-  </w:style>
-  <w:style w:type="character" w:styleId="Strong">
-    <w:name w:val="Strong"/>
-    <w:basedOn w:val="DefaultParagraphFont"/>
-    <w:uiPriority w:val="22"/>
-    <w:qFormat/>
-    <w:rsid w:val="009D32A6"/>
-    <w:rPr>
-      <w:rFonts w:asciiTheme="majorHAnsi" w:hAnsiTheme="majorHAnsi"/>
-      <w:b/>
-      <w:bCs/>
-      <w:caps/>
-      <w:smallCaps w:val="0"/>
-    </w:rPr>
-  </w:style>
-  <w:style w:type="paragraph" w:customStyle="1" w:styleId="F9F4C253E14847549C12F1BED10C1E891">
-    <w:name w:val="F9F4C253E14847549C12F1BED10C1E891"/>
-    <w:rsid w:val="00F672FC"/>
-    <w:pPr>
-      <w:spacing w:after="0" w:line="360" w:lineRule="auto"/>
-    </w:pPr>
-    <w:rPr>
-      <w:rFonts w:eastAsiaTheme="minorHAnsi"/>
-    </w:rPr>
-  </w:style>
-  <w:style w:type="paragraph" w:customStyle="1" w:styleId="B226712EA5714A409EFAD3EF243003461">
-    <w:name w:val="B226712EA5714A409EFAD3EF243003461"/>
-    <w:rsid w:val="00F672FC"/>
-    <w:pPr>
-      <w:spacing w:after="0" w:line="360" w:lineRule="auto"/>
-    </w:pPr>
-    <w:rPr>
-      <w:rFonts w:eastAsiaTheme="minorHAnsi"/>
-    </w:rPr>
-  </w:style>
-  <w:style w:type="paragraph" w:customStyle="1" w:styleId="7CD81572F9454DD5B9BA37818F3D91141">
-    <w:name w:val="7CD81572F9454DD5B9BA37818F3D91141"/>
-    <w:rsid w:val="00F672FC"/>
-    <w:pPr>
-      <w:spacing w:after="0" w:line="360" w:lineRule="auto"/>
-    </w:pPr>
-    <w:rPr>
-      <w:rFonts w:eastAsiaTheme="minorHAnsi"/>
-    </w:rPr>
-  </w:style>
-  <w:style w:type="paragraph" w:customStyle="1" w:styleId="F711AD5FD19A4F57A3A03BB41CA422991">
-    <w:name w:val="F711AD5FD19A4F57A3A03BB41CA422991"/>
-    <w:rsid w:val="00F672FC"/>
-    <w:pPr>
-      <w:spacing w:after="0" w:line="360" w:lineRule="auto"/>
-    </w:pPr>
-    <w:rPr>
-      <w:rFonts w:eastAsiaTheme="minorHAnsi"/>
-    </w:rPr>
-  </w:style>
-  <w:style w:type="paragraph" w:customStyle="1" w:styleId="EF393DD114B440C6937D755537D4B3D91">
-    <w:name w:val="EF393DD114B440C6937D755537D4B3D91"/>
-    <w:rsid w:val="00F672FC"/>
-    <w:pPr>
-      <w:spacing w:after="0" w:line="360" w:lineRule="auto"/>
-    </w:pPr>
-    <w:rPr>
-      <w:rFonts w:eastAsiaTheme="minorHAnsi"/>
-    </w:rPr>
-  </w:style>
-  <w:style w:type="paragraph" w:customStyle="1" w:styleId="3092C7D8CD5C441CAA2C77CEF4D688FA">
-    <w:name w:val="3092C7D8CD5C441CAA2C77CEF4D688FA"/>
-    <w:rsid w:val="00F672FC"/>
-  </w:style>
-  <w:style w:type="paragraph" w:customStyle="1" w:styleId="B200FA726325463FB4F847B941D23609">
-    <w:name w:val="B200FA726325463FB4F847B941D23609"/>
-    <w:rsid w:val="00F672FC"/>
-  </w:style>
-  <w:style w:type="paragraph" w:customStyle="1" w:styleId="CF0124793D144292ABFD39B83E5C8787">
-    <w:name w:val="CF0124793D144292ABFD39B83E5C8787"/>
-    <w:rsid w:val="00F672FC"/>
-  </w:style>
-  <w:style w:type="paragraph" w:customStyle="1" w:styleId="A8B340DBFD7C45819086B9109F117799">
-    <w:name w:val="A8B340DBFD7C45819086B9109F117799"/>
-    <w:rsid w:val="00F672FC"/>
-  </w:style>
-  <w:style w:type="paragraph" w:customStyle="1" w:styleId="620D1029C8FD4CF4916F0A30C6C322FE">
-    <w:name w:val="620D1029C8FD4CF4916F0A30C6C322FE"/>
-    <w:rsid w:val="00F672FC"/>
-  </w:style>
-  <w:style w:type="paragraph" w:customStyle="1" w:styleId="3388F715FC694938A606D74F9493AC41">
-    <w:name w:val="3388F715FC694938A606D74F9493AC41"/>
-    <w:rsid w:val="00F672FC"/>
-  </w:style>
-  <w:style w:type="paragraph" w:customStyle="1" w:styleId="CECE6D0BECD7487F8C2E7294497A3A373">
-    <w:name w:val="CECE6D0BECD7487F8C2E7294497A3A373"/>
-    <w:rsid w:val="00F672FC"/>
-    <w:pPr>
-      <w:numPr>
-        <w:ilvl w:val="1"/>
-      </w:numPr>
-      <w:spacing w:after="0" w:line="240" w:lineRule="auto"/>
-    </w:pPr>
-    <w:rPr>
-      <w:sz w:val="56"/>
-    </w:rPr>
-  </w:style>
-  <w:style w:type="paragraph" w:customStyle="1" w:styleId="949D7555A5CE47F7A6FBF4D178132FA33">
-    <w:name w:val="949D7555A5CE47F7A6FBF4D178132FA33"/>
-    <w:rsid w:val="00F672FC"/>
-    <w:pPr>
-      <w:spacing w:after="0" w:line="360" w:lineRule="auto"/>
-    </w:pPr>
-    <w:rPr>
-      <w:rFonts w:eastAsiaTheme="minorHAnsi"/>
-    </w:rPr>
-  </w:style>
-  <w:style w:type="paragraph" w:customStyle="1" w:styleId="F9F4C253E14847549C12F1BED10C1E892">
-    <w:name w:val="F9F4C253E14847549C12F1BED10C1E892"/>
-    <w:rsid w:val="00F672FC"/>
-    <w:pPr>
-      <w:spacing w:after="0" w:line="360" w:lineRule="auto"/>
-    </w:pPr>
-    <w:rPr>
-      <w:rFonts w:eastAsiaTheme="minorHAnsi"/>
-    </w:rPr>
-  </w:style>
-  <w:style w:type="paragraph" w:customStyle="1" w:styleId="B226712EA5714A409EFAD3EF243003462">
-    <w:name w:val="B226712EA5714A409EFAD3EF243003462"/>
-    <w:rsid w:val="00F672FC"/>
-    <w:pPr>
-      <w:spacing w:after="0" w:line="360" w:lineRule="auto"/>
-    </w:pPr>
-    <w:rPr>
-      <w:rFonts w:eastAsiaTheme="minorHAnsi"/>
-    </w:rPr>
-  </w:style>
-  <w:style w:type="paragraph" w:customStyle="1" w:styleId="7CD81572F9454DD5B9BA37818F3D91142">
-    <w:name w:val="7CD81572F9454DD5B9BA37818F3D91142"/>
-    <w:rsid w:val="00F672FC"/>
-    <w:pPr>
-      <w:spacing w:after="0" w:line="360" w:lineRule="auto"/>
-    </w:pPr>
-    <w:rPr>
-      <w:rFonts w:eastAsiaTheme="minorHAnsi"/>
-    </w:rPr>
-  </w:style>
-  <w:style w:type="paragraph" w:customStyle="1" w:styleId="F711AD5FD19A4F57A3A03BB41CA422992">
-    <w:name w:val="F711AD5FD19A4F57A3A03BB41CA422992"/>
-    <w:rsid w:val="00F672FC"/>
-    <w:pPr>
-      <w:spacing w:after="0" w:line="360" w:lineRule="auto"/>
-    </w:pPr>
-    <w:rPr>
-      <w:rFonts w:eastAsiaTheme="minorHAnsi"/>
-    </w:rPr>
-  </w:style>
-  <w:style w:type="paragraph" w:customStyle="1" w:styleId="EF393DD114B440C6937D755537D4B3D92">
-    <w:name w:val="EF393DD114B440C6937D755537D4B3D92"/>
-    <w:rsid w:val="00F672FC"/>
-    <w:pPr>
-      <w:spacing w:after="0" w:line="360" w:lineRule="auto"/>
-    </w:pPr>
-    <w:rPr>
-      <w:rFonts w:eastAsiaTheme="minorHAnsi"/>
-    </w:rPr>
-  </w:style>
-  <w:style w:type="paragraph" w:customStyle="1" w:styleId="4DF01EF6E8424D599DECFEA1E456FF7E">
-    <w:name w:val="4DF01EF6E8424D599DECFEA1E456FF7E"/>
-    <w:rsid w:val="00F672FC"/>
-  </w:style>
-  <w:style w:type="paragraph" w:customStyle="1" w:styleId="89995ED0B153437B9F2C1AEE8A96CFA2">
-    <w:name w:val="89995ED0B153437B9F2C1AEE8A96CFA2"/>
-    <w:rsid w:val="00F672FC"/>
-  </w:style>
-  <w:style w:type="paragraph" w:customStyle="1" w:styleId="CECE6D0BECD7487F8C2E7294497A3A374">
-    <w:name w:val="CECE6D0BECD7487F8C2E7294497A3A374"/>
-    <w:rsid w:val="00F672FC"/>
-    <w:pPr>
-      <w:numPr>
-        <w:ilvl w:val="1"/>
-      </w:numPr>
-      <w:spacing w:after="0" w:line="240" w:lineRule="auto"/>
-    </w:pPr>
-    <w:rPr>
-      <w:sz w:val="56"/>
-    </w:rPr>
-  </w:style>
-  <w:style w:type="paragraph" w:customStyle="1" w:styleId="949D7555A5CE47F7A6FBF4D178132FA34">
-    <w:name w:val="949D7555A5CE47F7A6FBF4D178132FA34"/>
-    <w:rsid w:val="00F672FC"/>
-    <w:pPr>
-      <w:spacing w:after="0" w:line="360" w:lineRule="auto"/>
-    </w:pPr>
-    <w:rPr>
-      <w:rFonts w:eastAsiaTheme="minorHAnsi"/>
-    </w:rPr>
-  </w:style>
-  <w:style w:type="paragraph" w:customStyle="1" w:styleId="F9F4C253E14847549C12F1BED10C1E893">
-    <w:name w:val="F9F4C253E14847549C12F1BED10C1E893"/>
-    <w:rsid w:val="00F672FC"/>
-    <w:pPr>
-      <w:spacing w:after="0" w:line="360" w:lineRule="auto"/>
-    </w:pPr>
-    <w:rPr>
-      <w:rFonts w:eastAsiaTheme="minorHAnsi"/>
-    </w:rPr>
-  </w:style>
-  <w:style w:type="paragraph" w:customStyle="1" w:styleId="B226712EA5714A409EFAD3EF243003463">
-    <w:name w:val="B226712EA5714A409EFAD3EF243003463"/>
-    <w:rsid w:val="00F672FC"/>
-    <w:pPr>
-      <w:spacing w:after="0" w:line="360" w:lineRule="auto"/>
-    </w:pPr>
-    <w:rPr>
-      <w:rFonts w:eastAsiaTheme="minorHAnsi"/>
-    </w:rPr>
-  </w:style>
-  <w:style w:type="paragraph" w:customStyle="1" w:styleId="7CD81572F9454DD5B9BA37818F3D91143">
-    <w:name w:val="7CD81572F9454DD5B9BA37818F3D91143"/>
-    <w:rsid w:val="00F672FC"/>
-    <w:pPr>
-      <w:spacing w:after="0" w:line="360" w:lineRule="auto"/>
-    </w:pPr>
-    <w:rPr>
-      <w:rFonts w:eastAsiaTheme="minorHAnsi"/>
-    </w:rPr>
-  </w:style>
-  <w:style w:type="paragraph" w:customStyle="1" w:styleId="F711AD5FD19A4F57A3A03BB41CA422993">
-    <w:name w:val="F711AD5FD19A4F57A3A03BB41CA422993"/>
-    <w:rsid w:val="00F672FC"/>
-    <w:pPr>
-      <w:spacing w:after="0" w:line="360" w:lineRule="auto"/>
-    </w:pPr>
-    <w:rPr>
-      <w:rFonts w:eastAsiaTheme="minorHAnsi"/>
-    </w:rPr>
-  </w:style>
-  <w:style w:type="paragraph" w:customStyle="1" w:styleId="EF393DD114B440C6937D755537D4B3D93">
-    <w:name w:val="EF393DD114B440C6937D755537D4B3D93"/>
-    <w:rsid w:val="00F672FC"/>
-    <w:pPr>
-      <w:spacing w:after="0" w:line="360" w:lineRule="auto"/>
-    </w:pPr>
-    <w:rPr>
-      <w:rFonts w:eastAsiaTheme="minorHAnsi"/>
-    </w:rPr>
-  </w:style>
-  <w:style w:type="paragraph" w:customStyle="1" w:styleId="D338DA3E22004B88A5A83B868D7D2CFB">
-    <w:name w:val="D338DA3E22004B88A5A83B868D7D2CFB"/>
-    <w:rsid w:val="00F672FC"/>
-  </w:style>
-  <w:style w:type="paragraph" w:customStyle="1" w:styleId="A59F1935AF6C472C86BFEE5DF6E8A853">
-    <w:name w:val="A59F1935AF6C472C86BFEE5DF6E8A853"/>
-    <w:rsid w:val="00F672FC"/>
-  </w:style>
-  <w:style w:type="paragraph" w:customStyle="1" w:styleId="F21FB455EAD046598E0A16223D2ECD25">
-    <w:name w:val="F21FB455EAD046598E0A16223D2ECD25"/>
-    <w:rsid w:val="00F672FC"/>
-  </w:style>
-  <w:style w:type="paragraph" w:customStyle="1" w:styleId="824E1277D2E74EDDBEC57D0EA7B6E94E">
-    <w:name w:val="824E1277D2E74EDDBEC57D0EA7B6E94E"/>
-    <w:rsid w:val="00F672FC"/>
-  </w:style>
-  <w:style w:type="paragraph" w:customStyle="1" w:styleId="C74001EB0A9F4B8A83C6F35DF55BE912">
-    <w:name w:val="C74001EB0A9F4B8A83C6F35DF55BE912"/>
-    <w:rsid w:val="00F672FC"/>
-  </w:style>
-  <w:style w:type="paragraph" w:customStyle="1" w:styleId="25B9EED44CA043DF8D9F5B2F72117690">
-    <w:name w:val="25B9EED44CA043DF8D9F5B2F72117690"/>
-    <w:rsid w:val="00F672FC"/>
-  </w:style>
-  <w:style w:type="paragraph" w:customStyle="1" w:styleId="FBD7D579438B4247B049B581D64B74ED">
-    <w:name w:val="FBD7D579438B4247B049B581D64B74ED"/>
-    <w:rsid w:val="00F672FC"/>
-  </w:style>
-  <w:style w:type="paragraph" w:customStyle="1" w:styleId="CE70F2253886477BA09266FD3B8150E2">
-    <w:name w:val="CE70F2253886477BA09266FD3B8150E2"/>
-    <w:rsid w:val="00F672FC"/>
-  </w:style>
-  <w:style w:type="paragraph" w:customStyle="1" w:styleId="039D3DEBDB544C8F8EFB37E9169AE338">
-    <w:name w:val="039D3DEBDB544C8F8EFB37E9169AE338"/>
-    <w:rsid w:val="00F672FC"/>
-  </w:style>
-  <w:style w:type="paragraph" w:customStyle="1" w:styleId="013E4496395E4583A4E50E8DC566927B">
-    <w:name w:val="013E4496395E4583A4E50E8DC566927B"/>
-    <w:rsid w:val="00F672FC"/>
-  </w:style>
-  <w:style w:type="paragraph" w:customStyle="1" w:styleId="1E0B9D9A5A4346B88FC528008478DF30">
-    <w:name w:val="1E0B9D9A5A4346B88FC528008478DF30"/>
-    <w:rsid w:val="00F672FC"/>
-  </w:style>
-  <w:style w:type="paragraph" w:customStyle="1" w:styleId="1CCC43F972CA48B9A2C8882FC29B3ED0">
-    <w:name w:val="1CCC43F972CA48B9A2C8882FC29B3ED0"/>
-    <w:rsid w:val="00F672FC"/>
-  </w:style>
-  <w:style w:type="paragraph" w:customStyle="1" w:styleId="E009795954BD411298F71BA69FC22D54">
-    <w:name w:val="E009795954BD411298F71BA69FC22D54"/>
-    <w:rsid w:val="00F672FC"/>
-  </w:style>
-  <w:style w:type="paragraph" w:customStyle="1" w:styleId="95E3E9B1C27C491896723149BA1939D5">
-    <w:name w:val="95E3E9B1C27C491896723149BA1939D5"/>
-    <w:rsid w:val="00F672FC"/>
-  </w:style>
-  <w:style w:type="paragraph" w:customStyle="1" w:styleId="F6ABFB539EDD4EF09C8CC7AD9BEBC1D9">
-    <w:name w:val="F6ABFB539EDD4EF09C8CC7AD9BEBC1D9"/>
-    <w:rsid w:val="00032B44"/>
-  </w:style>
-  <w:style w:type="paragraph" w:customStyle="1" w:styleId="31934E88504B45C08F790DB0D77E7E4E">
-    <w:name w:val="31934E88504B45C08F790DB0D77E7E4E"/>
-    <w:rsid w:val="00032B44"/>
-  </w:style>
-  <w:style w:type="paragraph" w:customStyle="1" w:styleId="6AC1F1424BB349CBA1F34CE8D17FBF63">
-    <w:name w:val="6AC1F1424BB349CBA1F34CE8D17FBF63"/>
-    <w:rsid w:val="00032B44"/>
-  </w:style>
-  <w:style w:type="paragraph" w:customStyle="1" w:styleId="0061CBB5140141BDA030DD6621FA6B96">
-    <w:name w:val="0061CBB5140141BDA030DD6621FA6B96"/>
-    <w:rsid w:val="00032B44"/>
-  </w:style>
-  <w:style w:type="paragraph" w:customStyle="1" w:styleId="1B55AFCEE71C4C04B50472C7DEA6A093">
-    <w:name w:val="1B55AFCEE71C4C04B50472C7DEA6A093"/>
-    <w:rsid w:val="00032B44"/>
-  </w:style>
-  <w:style w:type="paragraph" w:customStyle="1" w:styleId="A46BDB6CF746423BA8A112F6314FD74A">
-    <w:name w:val="A46BDB6CF746423BA8A112F6314FD74A"/>
-    <w:rsid w:val="00032B44"/>
-  </w:style>
-  <w:style w:type="paragraph" w:customStyle="1" w:styleId="F9F4C253E14847549C12F1BED10C1E894">
-    <w:name w:val="F9F4C253E14847549C12F1BED10C1E894"/>
-    <w:rsid w:val="00032B44"/>
-    <w:pPr>
-      <w:spacing w:after="0" w:line="360" w:lineRule="auto"/>
-    </w:pPr>
-    <w:rPr>
-      <w:rFonts w:eastAsiaTheme="minorHAnsi"/>
-    </w:rPr>
-  </w:style>
-  <w:style w:type="paragraph" w:customStyle="1" w:styleId="B226712EA5714A409EFAD3EF243003464">
-    <w:name w:val="B226712EA5714A409EFAD3EF243003464"/>
-    <w:rsid w:val="00032B44"/>
-    <w:pPr>
-      <w:spacing w:after="0" w:line="360" w:lineRule="auto"/>
-    </w:pPr>
-    <w:rPr>
-      <w:rFonts w:eastAsiaTheme="minorHAnsi"/>
-    </w:rPr>
-  </w:style>
-  <w:style w:type="paragraph" w:customStyle="1" w:styleId="F711AD5FD19A4F57A3A03BB41CA422994">
-    <w:name w:val="F711AD5FD19A4F57A3A03BB41CA422994"/>
-    <w:rsid w:val="00032B44"/>
-    <w:pPr>
-      <w:spacing w:after="0" w:line="360" w:lineRule="auto"/>
-    </w:pPr>
-    <w:rPr>
-      <w:rFonts w:eastAsiaTheme="minorHAnsi"/>
-    </w:rPr>
-  </w:style>
-  <w:style w:type="paragraph" w:customStyle="1" w:styleId="D338DA3E22004B88A5A83B868D7D2CFB1">
-    <w:name w:val="D338DA3E22004B88A5A83B868D7D2CFB1"/>
-    <w:rsid w:val="00032B44"/>
-    <w:pPr>
-      <w:spacing w:after="0" w:line="360" w:lineRule="auto"/>
-    </w:pPr>
-    <w:rPr>
-      <w:rFonts w:eastAsiaTheme="minorHAnsi"/>
-    </w:rPr>
-  </w:style>
-  <w:style w:type="paragraph" w:customStyle="1" w:styleId="F21FB455EAD046598E0A16223D2ECD251">
-    <w:name w:val="F21FB455EAD046598E0A16223D2ECD251"/>
-    <w:rsid w:val="00032B44"/>
-    <w:pPr>
-      <w:spacing w:after="0" w:line="360" w:lineRule="auto"/>
-    </w:pPr>
-    <w:rPr>
-      <w:rFonts w:eastAsiaTheme="minorHAnsi"/>
-    </w:rPr>
-  </w:style>
-  <w:style w:type="paragraph" w:customStyle="1" w:styleId="C74001EB0A9F4B8A83C6F35DF55BE9121">
-    <w:name w:val="C74001EB0A9F4B8A83C6F35DF55BE9121"/>
-    <w:rsid w:val="00032B44"/>
-    <w:pPr>
-      <w:spacing w:after="0" w:line="360" w:lineRule="auto"/>
-    </w:pPr>
-    <w:rPr>
-      <w:rFonts w:eastAsiaTheme="minorHAnsi"/>
-    </w:rPr>
-  </w:style>
-  <w:style w:type="paragraph" w:customStyle="1" w:styleId="F9F4C253E14847549C12F1BED10C1E895">
-    <w:name w:val="F9F4C253E14847549C12F1BED10C1E895"/>
-    <w:rsid w:val="00F64869"/>
-    <w:pPr>
-      <w:spacing w:after="0" w:line="360" w:lineRule="auto"/>
-    </w:pPr>
-    <w:rPr>
-      <w:rFonts w:eastAsiaTheme="minorHAnsi"/>
-    </w:rPr>
-  </w:style>
-  <w:style w:type="paragraph" w:customStyle="1" w:styleId="B226712EA5714A409EFAD3EF243003465">
-    <w:name w:val="B226712EA5714A409EFAD3EF243003465"/>
-    <w:rsid w:val="00F64869"/>
-    <w:pPr>
-      <w:spacing w:after="0" w:line="360" w:lineRule="auto"/>
-    </w:pPr>
-    <w:rPr>
-      <w:rFonts w:eastAsiaTheme="minorHAnsi"/>
-    </w:rPr>
-  </w:style>
-  <w:style w:type="paragraph" w:customStyle="1" w:styleId="F711AD5FD19A4F57A3A03BB41CA422995">
-    <w:name w:val="F711AD5FD19A4F57A3A03BB41CA422995"/>
-    <w:rsid w:val="00F64869"/>
-    <w:pPr>
-      <w:spacing w:after="0" w:line="360" w:lineRule="auto"/>
-    </w:pPr>
-    <w:rPr>
-      <w:rFonts w:eastAsiaTheme="minorHAnsi"/>
-    </w:rPr>
-  </w:style>
-  <w:style w:type="paragraph" w:customStyle="1" w:styleId="D338DA3E22004B88A5A83B868D7D2CFB2">
-    <w:name w:val="D338DA3E22004B88A5A83B868D7D2CFB2"/>
-    <w:rsid w:val="00F64869"/>
-    <w:pPr>
-      <w:spacing w:after="0" w:line="360" w:lineRule="auto"/>
-    </w:pPr>
-    <w:rPr>
-      <w:rFonts w:eastAsiaTheme="minorHAnsi"/>
-    </w:rPr>
-  </w:style>
-  <w:style w:type="paragraph" w:customStyle="1" w:styleId="F21FB455EAD046598E0A16223D2ECD252">
-    <w:name w:val="F21FB455EAD046598E0A16223D2ECD252"/>
-    <w:rsid w:val="00F64869"/>
-    <w:pPr>
-      <w:spacing w:after="0" w:line="360" w:lineRule="auto"/>
-    </w:pPr>
-    <w:rPr>
-      <w:rFonts w:eastAsiaTheme="minorHAnsi"/>
-    </w:rPr>
-  </w:style>
-  <w:style w:type="paragraph" w:customStyle="1" w:styleId="C74001EB0A9F4B8A83C6F35DF55BE9122">
-    <w:name w:val="C74001EB0A9F4B8A83C6F35DF55BE9122"/>
-    <w:rsid w:val="00F64869"/>
-    <w:pPr>
-      <w:spacing w:after="0" w:line="360" w:lineRule="auto"/>
-    </w:pPr>
-    <w:rPr>
-      <w:rFonts w:eastAsiaTheme="minorHAnsi"/>
-    </w:rPr>
-  </w:style>
-  <w:style w:type="paragraph" w:customStyle="1" w:styleId="F9F4C253E14847549C12F1BED10C1E896">
-    <w:name w:val="F9F4C253E14847549C12F1BED10C1E896"/>
-    <w:rsid w:val="009D32A6"/>
-    <w:pPr>
-      <w:spacing w:after="0" w:line="360" w:lineRule="auto"/>
-    </w:pPr>
-    <w:rPr>
-      <w:rFonts w:eastAsiaTheme="minorHAnsi"/>
-    </w:rPr>
-  </w:style>
-  <w:style w:type="paragraph" w:customStyle="1" w:styleId="B226712EA5714A409EFAD3EF243003466">
-    <w:name w:val="B226712EA5714A409EFAD3EF243003466"/>
-    <w:rsid w:val="009D32A6"/>
-    <w:pPr>
-      <w:spacing w:after="0" w:line="360" w:lineRule="auto"/>
-    </w:pPr>
-    <w:rPr>
-      <w:rFonts w:eastAsiaTheme="minorHAnsi"/>
-    </w:rPr>
-  </w:style>
-  <w:style w:type="paragraph" w:customStyle="1" w:styleId="F711AD5FD19A4F57A3A03BB41CA422996">
-    <w:name w:val="F711AD5FD19A4F57A3A03BB41CA422996"/>
-    <w:rsid w:val="009D32A6"/>
-    <w:pPr>
-      <w:spacing w:after="0" w:line="360" w:lineRule="auto"/>
-    </w:pPr>
-    <w:rPr>
-      <w:rFonts w:eastAsiaTheme="minorHAnsi"/>
-    </w:rPr>
-  </w:style>
-  <w:style w:type="paragraph" w:customStyle="1" w:styleId="D338DA3E22004B88A5A83B868D7D2CFB3">
-    <w:name w:val="D338DA3E22004B88A5A83B868D7D2CFB3"/>
-    <w:rsid w:val="009D32A6"/>
-    <w:pPr>
-      <w:spacing w:after="0" w:line="360" w:lineRule="auto"/>
-    </w:pPr>
-    <w:rPr>
-      <w:rFonts w:eastAsiaTheme="minorHAnsi"/>
-    </w:rPr>
-  </w:style>
-  <w:style w:type="paragraph" w:customStyle="1" w:styleId="F21FB455EAD046598E0A16223D2ECD253">
-    <w:name w:val="F21FB455EAD046598E0A16223D2ECD253"/>
-    <w:rsid w:val="009D32A6"/>
-    <w:pPr>
-      <w:spacing w:after="0" w:line="360" w:lineRule="auto"/>
-    </w:pPr>
-    <w:rPr>
-      <w:rFonts w:eastAsiaTheme="minorHAnsi"/>
-    </w:rPr>
-  </w:style>
-  <w:style w:type="paragraph" w:customStyle="1" w:styleId="C74001EB0A9F4B8A83C6F35DF55BE9123">
-    <w:name w:val="C74001EB0A9F4B8A83C6F35DF55BE9123"/>
-    <w:rsid w:val="009D32A6"/>
-    <w:pPr>
-      <w:spacing w:after="0" w:line="360" w:lineRule="auto"/>
-    </w:pPr>
-    <w:rPr>
-      <w:rFonts w:eastAsiaTheme="minorHAnsi"/>
-    </w:rPr>
-  </w:style>
-</w:styles>
-</file>
-
-<file path=word/glossary/webSettings.xml><?xml version="1.0" encoding="utf-8"?>
-<w:webSettings xmlns:mc="http://schemas.openxmlformats.org/markup-compatibility/2006" xmlns:r="http://schemas.openxmlformats.org/officeDocument/2006/relationships" xmlns:w="http://schemas.openxmlformats.org/wordprocessingml/2006/main" xmlns:w14="http://schemas.microsoft.com/office/word/2010/wordml" xmlns:w15="http://schemas.microsoft.com/office/word/2012/wordml" xmlns:w16cex="http://schemas.microsoft.com/office/word/2018/wordml/cex" xmlns:w16cid="http://schemas.microsoft.com/office/word/2016/wordml/cid" xmlns:w16="http://schemas.microsoft.com/office/word/2018/wordml" xmlns:w16se="http://schemas.microsoft.com/office/word/2015/wordml/symex" mc:Ignorable="w14 w15 w16se w16cid w16 w16cex">
-  <w:optimizeForBrowser/>
-  <w:allowPNG/>
-</w:webSettings>
-</file>
-
 <file path=word/theme/theme11.xml><?xml version="1.0" encoding="utf-8"?>
 <a:theme xmlns:a="http://schemas.openxmlformats.org/drawingml/2006/main" name="Floral Theme Updated">
   <a:themeElements>
@@ -4894,267 +2808,4 @@
     </a:ext>
   </a:extLst>
 </a:theme>
-</file>
-
-<file path=customXml/item12.xml><?xml version="1.0" encoding="utf-8"?>
-<b:Sources xmlns:b="http://schemas.openxmlformats.org/officeDocument/2006/bibliography" xmlns="http://schemas.openxmlformats.org/officeDocument/2006/bibliography" SelectedStyle="\APASixthEditionOfficeOnline.xsl" StyleName="APA" Version="6"/>
-</file>
-
-<file path=customXml/item2.xml><?xml version="1.0" encoding="utf-8"?>
-<ct:contentTypeSchema xmlns:ct="http://schemas.microsoft.com/office/2006/metadata/contentType" xmlns:ma="http://schemas.microsoft.com/office/2006/metadata/properties/metaAttributes" ct:_="" ma:_="" ma:contentTypeName="Document" ma:contentTypeID="0x01010079F111ED35F8CC479449609E8A0923A6" ma:contentTypeVersion="12" ma:contentTypeDescription="Create a new document." ma:contentTypeScope="" ma:versionID="b385d60f68dd989dca1fdc827799d853">
-  <xsd:schema xmlns:xsd="http://www.w3.org/2001/XMLSchema" xmlns:xs="http://www.w3.org/2001/XMLSchema" xmlns:p="http://schemas.microsoft.com/office/2006/metadata/properties" xmlns:ns2="71af3243-3dd4-4a8d-8c0d-dd76da1f02a5" xmlns:ns3="16c05727-aa75-4e4a-9b5f-8a80a1165891" targetNamespace="http://schemas.microsoft.com/office/2006/metadata/properties" ma:root="true" ma:fieldsID="1911b479caf7b199da365455750e4572" ns2:_="" ns3:_="">
-    <xsd:import namespace="71af3243-3dd4-4a8d-8c0d-dd76da1f02a5"/>
-    <xsd:import namespace="16c05727-aa75-4e4a-9b5f-8a80a1165891"/>
-    <xsd:element name="properties">
-      <xsd:complexType>
-        <xsd:sequence>
-          <xsd:element name="documentManagement">
-            <xsd:complexType>
-              <xsd:all>
-                <xsd:element ref="ns2:MediaServiceMetadata" minOccurs="0"/>
-                <xsd:element ref="ns2:MediaServiceFastMetadata" minOccurs="0"/>
-                <xsd:element ref="ns2:MediaServiceOCR" minOccurs="0"/>
-                <xsd:element ref="ns2:MediaServiceAutoTags" minOccurs="0"/>
-                <xsd:element ref="ns2:MediaServiceEventHashCode" minOccurs="0"/>
-                <xsd:element ref="ns2:MediaServiceGenerationTime" minOccurs="0"/>
-                <xsd:element ref="ns3:SharedWithUsers" minOccurs="0"/>
-                <xsd:element ref="ns3:SharedWithDetails" minOccurs="0"/>
-                <xsd:element ref="ns2:MediaServiceAutoKeyPoints" minOccurs="0"/>
-                <xsd:element ref="ns2:MediaServiceKeyPoints" minOccurs="0"/>
-                <xsd:element ref="ns2:MediaServiceDateTaken" minOccurs="0"/>
-                <xsd:element ref="ns2:Status" minOccurs="0"/>
-              </xsd:all>
-            </xsd:complexType>
-          </xsd:element>
-        </xsd:sequence>
-      </xsd:complexType>
-    </xsd:element>
-  </xsd:schema>
-  <xsd:schema xmlns:xsd="http://www.w3.org/2001/XMLSchema" xmlns:xs="http://www.w3.org/2001/XMLSchema" xmlns:dms="http://schemas.microsoft.com/office/2006/documentManagement/types" xmlns:pc="http://schemas.microsoft.com/office/infopath/2007/PartnerControls" targetNamespace="71af3243-3dd4-4a8d-8c0d-dd76da1f02a5" elementFormDefault="qualified">
-    <xsd:import namespace="http://schemas.microsoft.com/office/2006/documentManagement/types"/>
-    <xsd:import namespace="http://schemas.microsoft.com/office/infopath/2007/PartnerControls"/>
-    <xsd:element name="MediaServiceMetadata" ma:index="8" nillable="true" ma:displayName="MediaServiceMetadata" ma:hidden="true" ma:internalName="MediaServiceMetadata" ma:readOnly="true">
-      <xsd:simpleType>
-        <xsd:restriction base="dms:Note"/>
-      </xsd:simpleType>
-    </xsd:element>
-    <xsd:element name="MediaServiceFastMetadata" ma:index="9" nillable="true" ma:displayName="MediaServiceFastMetadata" ma:hidden="true" ma:internalName="MediaServiceFastMetadata" ma:readOnly="true">
-      <xsd:simpleType>
-        <xsd:restriction base="dms:Note"/>
-      </xsd:simpleType>
-    </xsd:element>
-    <xsd:element name="MediaServiceOCR" ma:index="10" nillable="true" ma:displayName="MediaServiceOCR" ma:internalName="MediaServiceOCR" ma:readOnly="true">
-      <xsd:simpleType>
-        <xsd:restriction base="dms:Note">
-          <xsd:maxLength value="255"/>
-        </xsd:restriction>
-      </xsd:simpleType>
-    </xsd:element>
-    <xsd:element name="MediaServiceAutoTags" ma:index="11" nillable="true" ma:displayName="MediaServiceAutoTags" ma:internalName="MediaServiceAutoTags" ma:readOnly="true">
-      <xsd:simpleType>
-        <xsd:restriction base="dms:Text"/>
-      </xsd:simpleType>
-    </xsd:element>
-    <xsd:element name="MediaServiceEventHashCode" ma:index="12" nillable="true" ma:displayName="MediaServiceEventHashCode" ma:hidden="true" ma:internalName="MediaServiceEventHashCode" ma:readOnly="true">
-      <xsd:simpleType>
-        <xsd:restriction base="dms:Text"/>
-      </xsd:simpleType>
-    </xsd:element>
-    <xsd:element name="MediaServiceGenerationTime" ma:index="13" nillable="true" ma:displayName="MediaServiceGenerationTime" ma:hidden="true" ma:internalName="MediaServiceGenerationTime" ma:readOnly="true">
-      <xsd:simpleType>
-        <xsd:restriction base="dms:Text"/>
-      </xsd:simpleType>
-    </xsd:element>
-    <xsd:element name="MediaServiceAutoKeyPoints" ma:index="16" nillable="true" ma:displayName="MediaServiceAutoKeyPoints" ma:hidden="true" ma:internalName="MediaServiceAutoKeyPoints" ma:readOnly="true">
-      <xsd:simpleType>
-        <xsd:restriction base="dms:Note"/>
-      </xsd:simpleType>
-    </xsd:element>
-    <xsd:element name="MediaServiceKeyPoints" ma:index="17" nillable="true" ma:displayName="KeyPoints" ma:internalName="MediaServiceKeyPoints" ma:readOnly="false">
-      <xsd:simpleType>
-        <xsd:restriction base="dms:Note">
-          <xsd:maxLength value="255"/>
-        </xsd:restriction>
-      </xsd:simpleType>
-    </xsd:element>
-    <xsd:element name="MediaServiceDateTaken" ma:index="18" nillable="true" ma:displayName="MediaServiceDateTaken" ma:hidden="true" ma:internalName="MediaServiceDateTaken" ma:readOnly="true">
-      <xsd:simpleType>
-        <xsd:restriction base="dms:Text"/>
-      </xsd:simpleType>
-    </xsd:element>
-    <xsd:element name="Status" ma:index="19" nillable="true" ma:displayName="Status" ma:default="Not started" ma:format="Dropdown" ma:internalName="Status">
-      <xsd:simpleType>
-        <xsd:restriction base="dms:Choice">
-          <xsd:enumeration value="Not started"/>
-          <xsd:enumeration value="In Progress"/>
-          <xsd:enumeration value="Completed"/>
-        </xsd:restriction>
-      </xsd:simpleType>
-    </xsd:element>
-  </xsd:schema>
-  <xsd:schema xmlns:xsd="http://www.w3.org/2001/XMLSchema" xmlns:xs="http://www.w3.org/2001/XMLSchema" xmlns:dms="http://schemas.microsoft.com/office/2006/documentManagement/types" xmlns:pc="http://schemas.microsoft.com/office/infopath/2007/PartnerControls" targetNamespace="16c05727-aa75-4e4a-9b5f-8a80a1165891" elementFormDefault="qualified">
-    <xsd:import namespace="http://schemas.microsoft.com/office/2006/documentManagement/types"/>
-    <xsd:import namespace="http://schemas.microsoft.com/office/infopath/2007/PartnerControls"/>
-    <xsd:element name="SharedWithUsers" ma:index="14" nillable="true" ma:displayName="Shared With" ma:internalName="SharedWithUsers" ma:readOnly="true">
-      <xsd:complexType>
-        <xsd:complexContent>
-          <xsd:extension base="dms:UserMulti">
-            <xsd:sequence>
-              <xsd:element name="UserInfo" minOccurs="0" maxOccurs="unbounded">
-                <xsd:complexType>
-                  <xsd:sequence>
-                    <xsd:element name="DisplayName" type="xsd:string" minOccurs="0"/>
-                    <xsd:element name="AccountId" type="dms:UserId" minOccurs="0" nillable="true"/>
-                    <xsd:element name="AccountType" type="xsd:string" minOccurs="0"/>
-                  </xsd:sequence>
-                </xsd:complexType>
-              </xsd:element>
-            </xsd:sequence>
-          </xsd:extension>
-        </xsd:complexContent>
-      </xsd:complexType>
-    </xsd:element>
-    <xsd:element name="SharedWithDetails" ma:index="15" nillable="true" ma:displayName="Shared With Details" ma:internalName="SharedWithDetails" ma:readOnly="true">
-      <xsd:simpleType>
-        <xsd:restriction base="dms:Note">
-          <xsd:maxLength value="255"/>
-        </xsd:restriction>
-      </xsd:simpleType>
-    </xsd:element>
-  </xsd:schema>
-  <xsd:schema xmlns="http://schemas.openxmlformats.org/package/2006/metadata/core-properties" xmlns:xsd="http://www.w3.org/2001/XMLSchema" xmlns:xsi="http://www.w3.org/2001/XMLSchema-instance" xmlns:dc="http://purl.org/dc/elements/1.1/" xmlns:dcterms="http://purl.org/dc/terms/" xmlns:odoc="http://schemas.microsoft.com/internal/obd" targetNamespace="http://schemas.openxmlformats.org/package/2006/metadata/core-properties" elementFormDefault="qualified" attributeFormDefault="unqualified" blockDefault="#all">
-    <xsd:import namespace="http://purl.org/dc/elements/1.1/" schemaLocation="http://dublincore.org/schemas/xmls/qdc/2003/04/02/dc.xsd"/>
-    <xsd:import namespace="http://purl.org/dc/terms/" schemaLocation="http://dublincore.org/schemas/xmls/qdc/2003/04/02/dcterms.xsd"/>
-    <xsd:element name="coreProperties" type="CT_coreProperties"/>
-    <xsd:complexType name="CT_coreProperties">
-      <xsd:all>
-        <xsd:element ref="dc:creator" minOccurs="0" maxOccurs="1"/>
-        <xsd:element ref="dcterms:created" minOccurs="0" maxOccurs="1"/>
-        <xsd:element ref="dc:identifier" minOccurs="0" maxOccurs="1"/>
-        <xsd:element name="contentType" minOccurs="0" maxOccurs="1" type="xsd:string" ma:index="0" ma:displayName="Content Type"/>
-        <xsd:element ref="dc:title" minOccurs="0" maxOccurs="1" ma:index="4" ma:displayName="Title"/>
-        <xsd:element ref="dc:subject" minOccurs="0" maxOccurs="1"/>
-        <xsd:element ref="dc:description" minOccurs="0" maxOccurs="1"/>
-        <xsd:element name="keywords" minOccurs="0" maxOccurs="1" type="xsd:string"/>
-        <xsd:element ref="dc:language" minOccurs="0" maxOccurs="1"/>
-        <xsd:element name="category" minOccurs="0" maxOccurs="1" type="xsd:string"/>
-        <xsd:element name="version" minOccurs="0" maxOccurs="1" type="xsd:string"/>
-        <xsd:element name="revision" minOccurs="0" maxOccurs="1" type="xsd:string">
-          <xsd:annotation>
-            <xsd:documentation>
-                        This value indicates the number of saves or revisions. The application is responsible for updating this value after each revision.
-                    </xsd:documentation>
-          </xsd:annotation>
-        </xsd:element>
-        <xsd:element name="lastModifiedBy" minOccurs="0" maxOccurs="1" type="xsd:string"/>
-        <xsd:element ref="dcterms:modified" minOccurs="0" maxOccurs="1"/>
-        <xsd:element name="contentStatus" minOccurs="0" maxOccurs="1" type="xsd:string"/>
-      </xsd:all>
-    </xsd:complexType>
-  </xsd:schema>
-  <xs:schema xmlns:pc="http://schemas.microsoft.com/office/infopath/2007/PartnerControls" xmlns:xs="http://www.w3.org/2001/XMLSchema" targetNamespace="http://schemas.microsoft.com/office/infopath/2007/PartnerControls" elementFormDefault="qualified" attributeFormDefault="unqualified">
-    <xs:element name="Person">
-      <xs:complexType>
-        <xs:sequence>
-          <xs:element ref="pc:DisplayName" minOccurs="0"/>
-          <xs:element ref="pc:AccountId" minOccurs="0"/>
-          <xs:element ref="pc:AccountType" minOccurs="0"/>
-        </xs:sequence>
-      </xs:complexType>
-    </xs:element>
-    <xs:element name="DisplayName" type="xs:string"/>
-    <xs:element name="AccountId" type="xs:string"/>
-    <xs:element name="AccountType" type="xs:string"/>
-    <xs:element name="BDCAssociatedEntity">
-      <xs:complexType>
-        <xs:sequence>
-          <xs:element ref="pc:BDCEntity" minOccurs="0" maxOccurs="unbounded"/>
-        </xs:sequence>
-        <xs:attribute ref="pc:EntityNamespace"/>
-        <xs:attribute ref="pc:EntityName"/>
-        <xs:attribute ref="pc:SystemInstanceName"/>
-        <xs:attribute ref="pc:AssociationName"/>
-      </xs:complexType>
-    </xs:element>
-    <xs:attribute name="EntityNamespace" type="xs:string"/>
-    <xs:attribute name="EntityName" type="xs:string"/>
-    <xs:attribute name="SystemInstanceName" type="xs:string"/>
-    <xs:attribute name="AssociationName" type="xs:string"/>
-    <xs:element name="BDCEntity">
-      <xs:complexType>
-        <xs:sequence>
-          <xs:element ref="pc:EntityDisplayName" minOccurs="0"/>
-          <xs:element ref="pc:EntityInstanceReference" minOccurs="0"/>
-          <xs:element ref="pc:EntityId1" minOccurs="0"/>
-          <xs:element ref="pc:EntityId2" minOccurs="0"/>
-          <xs:element ref="pc:EntityId3" minOccurs="0"/>
-          <xs:element ref="pc:EntityId4" minOccurs="0"/>
-          <xs:element ref="pc:EntityId5" minOccurs="0"/>
-        </xs:sequence>
-      </xs:complexType>
-    </xs:element>
-    <xs:element name="EntityDisplayName" type="xs:string"/>
-    <xs:element name="EntityInstanceReference" type="xs:string"/>
-    <xs:element name="EntityId1" type="xs:string"/>
-    <xs:element name="EntityId2" type="xs:string"/>
-    <xs:element name="EntityId3" type="xs:string"/>
-    <xs:element name="EntityId4" type="xs:string"/>
-    <xs:element name="EntityId5" type="xs:string"/>
-    <xs:element name="Terms">
-      <xs:complexType>
-        <xs:sequence>
-          <xs:element ref="pc:TermInfo" minOccurs="0" maxOccurs="unbounded"/>
-        </xs:sequence>
-      </xs:complexType>
-    </xs:element>
-    <xs:element name="TermInfo">
-      <xs:complexType>
-        <xs:sequence>
-          <xs:element ref="pc:TermName" minOccurs="0"/>
-          <xs:element ref="pc:TermId" minOccurs="0"/>
-        </xs:sequence>
-      </xs:complexType>
-    </xs:element>
-    <xs:element name="TermName" type="xs:string"/>
-    <xs:element name="TermId" type="xs:string"/>
-  </xs:schema>
-</ct:contentTypeSchema>
-</file>
-
-<file path=customXml/item34.xml><?xml version="1.0" encoding="utf-8"?>
-<?mso-contentType ?>
-<FormTemplates xmlns="http://schemas.microsoft.com/sharepoint/v3/contenttype/forms">
-  <Display>DocumentLibraryForm</Display>
-  <Edit>DocumentLibraryForm</Edit>
-  <New>DocumentLibraryForm</New>
-</FormTemplates>
-</file>
-
-<file path=customXml/item43.xml><?xml version="1.0" encoding="utf-8"?>
-<p:properties xmlns:p="http://schemas.microsoft.com/office/2006/metadata/properties" xmlns:xsi="http://www.w3.org/2001/XMLSchema-instance" xmlns:pc="http://schemas.microsoft.com/office/infopath/2007/PartnerControls">
-  <documentManagement>
-    <Status xmlns="71af3243-3dd4-4a8d-8c0d-dd76da1f02a5">Not started</Status>
-    <MediaServiceKeyPoints xmlns="71af3243-3dd4-4a8d-8c0d-dd76da1f02a5" xsi:nil="true"/>
-  </documentManagement>
-</p:properties>
-</file>
-
-<file path=customXml/itemProps12.xml><?xml version="1.0" encoding="utf-8"?>
-<ds:datastoreItem xmlns:ds="http://schemas.openxmlformats.org/officeDocument/2006/customXml" ds:itemID="{A3397D63-675D-4C2F-BFAF-F1235868A6B1}">
-  <ds:schemaRefs>
-    <ds:schemaRef ds:uri="http://schemas.openxmlformats.org/officeDocument/2006/bibliography"/>
-  </ds:schemaRefs>
-</ds:datastoreItem>
-</file>
-
-<file path=customXml/itemProps21.xml><?xml version="1.0" encoding="utf-8"?>
-<ds:datastoreItem xmlns:ds="http://schemas.openxmlformats.org/officeDocument/2006/customXml" ds:itemID="{A33575CA-A36C-457F-96DF-5150752AED50}"/>
-</file>
-
-<file path=customXml/itemProps34.xml><?xml version="1.0" encoding="utf-8"?>
-<ds:datastoreItem xmlns:ds="http://schemas.openxmlformats.org/officeDocument/2006/customXml" ds:itemID="{30963908-D9B3-42A1-B575-19F7E1AC1C9C}"/>
-</file>
-
-<file path=customXml/itemProps43.xml><?xml version="1.0" encoding="utf-8"?>
-<ds:datastoreItem xmlns:ds="http://schemas.openxmlformats.org/officeDocument/2006/customXml" ds:itemID="{CCE256AA-118B-4768-A10E-7F9A81F5FF5F}"/>
 </file>